--- a/backend/storage/app/templates/declaration_naissance.docx
+++ b/backend/storage/app/templates/declaration_naissance.docx
@@ -1,21 +1,89 @@
 
 <file path=word/document.xml><?xml version="1.0" encoding="utf-8"?>
-<w:document xmlns:wpc="http://schemas.microsoft.com/office/word/2010/wordprocessingCanvas" xmlns:cx="http://schemas.microsoft.com/office/drawing/2014/chartex" xmlns:cx1="http://schemas.microsoft.com/office/drawing/2015/9/8/chartex" xmlns:cx2="http://schemas.microsoft.com/office/drawing/2015/10/21/chartex" xmlns:cx3="http://schemas.microsoft.com/office/drawing/2016/5/9/chartex" xmlns:cx4="http://schemas.microsoft.com/office/drawing/2016/5/10/chartex" xmlns:cx5="http://schemas.microsoft.com/office/drawing/2016/5/11/chartex" xmlns:cx6="http://schemas.microsoft.com/office/drawing/2016/5/12/chartex" xmlns:cx7="http://schemas.microsoft.com/office/drawing/2016/5/13/chartex" xmlns:cx8="http://schemas.microsoft.com/office/drawing/2016/5/14/chartex" xmlns:mc="http://schemas.openxmlformats.org/markup-compatibility/2006" xmlns:aink="http://schemas.microsoft.com/office/drawing/2016/ink" xmlns:am3d="http://schemas.microsoft.com/office/drawing/2017/model3d" xmlns:o="urn:schemas-microsoft-com:office:office" xmlns:oel="http://schemas.microsoft.com/office/2019/extlst" xmlns:r="http://schemas.openxmlformats.org/officeDocument/2006/relationships" xmlns:m="http://schemas.openxmlformats.org/officeDocument/2006/math" xmlns:v="urn:schemas-microsoft-com:vml" xmlns:wp14="http://schemas.microsoft.com/office/word/2010/wordprocessingDrawing" xmlns:wp="http://schemas.openxmlformats.org/drawingml/2006/wordprocessingDrawing" xmlns:w10="urn:schemas-microsoft-com:office:word" xmlns:w="http://schemas.openxmlformats.org/wordprocessingml/2006/main" xmlns:w14="http://schemas.microsoft.com/office/word/2010/wordml" xmlns:w15="http://schemas.microsoft.com/office/word/2012/wordml" xmlns:w16cex="http://schemas.microsoft.com/office/word/2018/wordml/cex" xmlns:w16cid="http://schemas.microsoft.com/office/word/2016/wordml/cid" xmlns:w16="http://schemas.microsoft.com/office/word/2018/wordml" xmlns:w16du="http://schemas.microsoft.com/office/word/2023/wordml/word16du" xmlns:w16sdtdh="http://schemas.microsoft.com/office/word/2020/wordml/sdtdatahash" xmlns:w16sdtfl="http://schemas.microsoft.com/office/word/2024/wordml/sdtformatlock" xmlns:w16se="http://schemas.microsoft.com/office/word/2015/wordml/symex" xmlns:wpg="http://schemas.microsoft.com/office/word/2010/wordprocessingGroup" xmlns:wpi="http://schemas.microsoft.com/office/word/2010/wordprocessingInk" xmlns:wne="http://schemas.microsoft.com/office/word/2006/wordml" xmlns:wps="http://schemas.microsoft.com/office/word/2010/wordprocessingShape" mc:Ignorable="w14 w15 w16se w16cid w16 w16cex w16sdtdh w16sdtfl w16du wp14">
+<w:document xmlns:wpc="http://schemas.microsoft.com/office/word/2010/wordprocessingCanvas" xmlns:mc="http://schemas.openxmlformats.org/markup-compatibility/2006" xmlns:o="urn:schemas-microsoft-com:office:office" xmlns:r="http://schemas.openxmlformats.org/officeDocument/2006/relationships" xmlns:m="http://schemas.openxmlformats.org/officeDocument/2006/math" xmlns:v="urn:schemas-microsoft-com:vml" xmlns:wp14="http://schemas.microsoft.com/office/word/2010/wordprocessingDrawing" xmlns:wp="http://schemas.openxmlformats.org/drawingml/2006/wordprocessingDrawing" xmlns:w10="urn:schemas-microsoft-com:office:word" xmlns:w="http://schemas.openxmlformats.org/wordprocessingml/2006/main" xmlns:w14="http://schemas.microsoft.com/office/word/2010/wordml" xmlns:w15="http://schemas.microsoft.com/office/word/2012/wordml" xmlns:w16se="http://schemas.microsoft.com/office/word/2015/wordml/symex" xmlns:w16cid="http://schemas.microsoft.com/office/word/2016/wordml/cid" xmlns:w16="http://schemas.microsoft.com/office/word/2018/wordml" xmlns:w16cex="http://schemas.microsoft.com/office/word/2018/wordml/cex" xmlns:w16sdtdh="http://schemas.microsoft.com/office/word/2020/wordml/sdtdatahash" xmlns:wne="http://schemas.microsoft.com/office/word/2006/wordml" xmlns:wpg="http://schemas.microsoft.com/office/word/2010/wordprocessingGroup" xmlns:wps="http://schemas.microsoft.com/office/word/2010/wordprocessingShape" mc:Ignorable="w14 w15 w16se w16cid w16 w16cex w16sdtdh wp14">
   <w:body>
     <w:p>
       <w:pPr>
         <w:pStyle w:val="Corpsdetexte"/>
-      </w:pPr>
-      <w:r>
-        <w:t>${</w:t>
-      </w:r>
-      <w:proofErr w:type="spellStart"/>
-      <w:r>
-        <w:t>fullname</w:t>
-      </w:r>
-      <w:proofErr w:type="spellEnd"/>
-      <w:r>
-        <w:t>}</w:t>
+        <w:jc w:val="right"/>
+      </w:pPr>
+      <w:r>
+        <w:rPr>
+          <w:rFonts w:ascii="Times New Roman" w:cs="Times New Roman"/>
+          <w:sz w:val="24"/>
+          <w:szCs w:val="24"/>
+        </w:rPr>
+        <w:t>Béni</w:t>
+      </w:r>
+      <w:r>
+        <w:rPr>
+          <w:rFonts w:ascii="Times New Roman" w:cs="Times New Roman"/>
+          <w:spacing w:val="-12"/>
+          <w:sz w:val="24"/>
+          <w:szCs w:val="24"/>
+        </w:rPr>
+        <w:t xml:space="preserve"> </w:t>
+      </w:r>
+      <w:r>
+        <w:rPr>
+          <w:rFonts w:ascii="Times New Roman" w:cs="Times New Roman"/>
+          <w:sz w:val="24"/>
+          <w:szCs w:val="24"/>
+        </w:rPr>
+        <w:t>Mellal,</w:t>
+      </w:r>
+      <w:r>
+        <w:rPr>
+          <w:rFonts w:ascii="Times New Roman" w:cs="Times New Roman"/>
+          <w:spacing w:val="3"/>
+          <w:sz w:val="24"/>
+          <w:szCs w:val="24"/>
+        </w:rPr>
+        <w:t xml:space="preserve"> </w:t>
+      </w:r>
+      <w:r>
+        <w:rPr>
+          <w:rFonts w:ascii="Times New Roman" w:cs="Times New Roman"/>
+          <w:sz w:val="24"/>
+          <w:szCs w:val="24"/>
+        </w:rPr>
+        <w:t>le</w:t>
+      </w:r>
+      <w:r>
+        <w:rPr>
+          <w:rFonts w:ascii="Times New Roman" w:cs="Times New Roman"/>
+          <w:spacing w:val="-4"/>
+          <w:sz w:val="24"/>
+          <w:szCs w:val="24"/>
+        </w:rPr>
+        <w:t xml:space="preserve"> </w:t>
+      </w:r>
+      <w:r>
+        <w:rPr>
+          <w:rFonts w:ascii="Times New Roman" w:cs="Times New Roman"/>
+          <w:spacing w:val="-2"/>
+          <w:sz w:val="22"/>
+          <w:szCs w:val="22"/>
+        </w:rPr>
+        <w:t>${current_date}</w:t>
+      </w:r>
+    </w:p>
+    <w:p>
+      <w:pPr>
+        <w:pStyle w:val="Corpsdetexte"/>
+      </w:pPr>
+    </w:p>
+    <w:p>
+      <w:pPr>
+        <w:pStyle w:val="Corpsdetexte"/>
+      </w:pPr>
+      <w:r>
+        <w:rPr>
+          <w:rFonts w:ascii="Times New Roman" w:hAnsi="Times New Roman" w:eastAsia="Times New Roman" w:cs="Times New Roman"/>
+          <w:sz w:val="26"/>
+          <w:szCs w:val="26"/>
+        </w:rPr>
+        <w:t xml:space="preserve">   ${fullname}</w:t>
       </w:r>
     </w:p>
     <w:p>
@@ -25,28 +93,40 @@
         <w:ind w:left="141"/>
       </w:pPr>
       <w:r>
+        <w:rPr>
+          <w:rFonts w:ascii="Times New Roman" w:hAnsi="Times New Roman" w:eastAsia="Times New Roman" w:cs="Times New Roman"/>
+          <w:b/>
+          <w:bCs/>
+          <w:sz w:val="26"/>
+          <w:szCs w:val="26"/>
+        </w:rPr>
         <w:t>Matricule</w:t>
       </w:r>
       <w:r>
         <w:rPr>
+          <w:rFonts w:ascii="Times New Roman" w:hAnsi="Times New Roman" w:eastAsia="Times New Roman" w:cs="Times New Roman"/>
           <w:spacing w:val="-8"/>
-        </w:rPr>
-        <w:t xml:space="preserve"> </w:t>
-      </w:r>
-      <w:r>
+          <w:sz w:val="26"/>
+          <w:szCs w:val="26"/>
+        </w:rPr>
+        <w:t xml:space="preserve"> </w:t>
+      </w:r>
+      <w:r>
+        <w:rPr>
+          <w:rFonts w:ascii="Times New Roman" w:hAnsi="Times New Roman" w:eastAsia="Times New Roman" w:cs="Times New Roman"/>
+          <w:sz w:val="26"/>
+          <w:szCs w:val="26"/>
+        </w:rPr>
         <w:t>:</w:t>
       </w:r>
       <w:r>
         <w:rPr>
+          <w:rFonts w:ascii="Times New Roman" w:hAnsi="Times New Roman" w:eastAsia="Times New Roman" w:cs="Times New Roman"/>
           <w:spacing w:val="-6"/>
-        </w:rPr>
-        <w:t xml:space="preserve"> </w:t>
-      </w:r>
-      <w:r>
-        <w:rPr>
-          <w:spacing w:val="-6"/>
-        </w:rPr>
-        <w:t>${matricule}</w:t>
+          <w:sz w:val="26"/>
+          <w:szCs w:val="26"/>
+        </w:rPr>
+        <w:t xml:space="preserve"> ${matricule}</w:t>
       </w:r>
     </w:p>
     <w:p>
@@ -56,29 +136,53 @@
         <w:ind w:left="141"/>
       </w:pPr>
       <w:r>
+        <w:rPr>
+          <w:rFonts w:ascii="Times New Roman" w:hAnsi="Times New Roman" w:eastAsia="Times New Roman" w:cs="Times New Roman"/>
+          <w:sz w:val="26"/>
+          <w:szCs w:val="26"/>
+        </w:rPr>
         <w:t>CMC</w:t>
       </w:r>
       <w:r>
         <w:rPr>
+          <w:rFonts w:ascii="Times New Roman" w:hAnsi="Times New Roman" w:eastAsia="Times New Roman" w:cs="Times New Roman"/>
           <w:spacing w:val="-8"/>
-        </w:rPr>
-        <w:t xml:space="preserve"> </w:t>
-      </w:r>
-      <w:r>
+          <w:sz w:val="26"/>
+          <w:szCs w:val="26"/>
+        </w:rPr>
+        <w:t xml:space="preserve"> </w:t>
+      </w:r>
+      <w:r>
+        <w:rPr>
+          <w:rFonts w:ascii="Times New Roman" w:hAnsi="Times New Roman" w:eastAsia="Times New Roman" w:cs="Times New Roman"/>
+          <w:sz w:val="26"/>
+          <w:szCs w:val="26"/>
+        </w:rPr>
         <w:t>Béni</w:t>
       </w:r>
       <w:r>
         <w:rPr>
+          <w:rFonts w:ascii="Times New Roman" w:hAnsi="Times New Roman" w:eastAsia="Times New Roman" w:cs="Times New Roman"/>
           <w:spacing w:val="-8"/>
-        </w:rPr>
-        <w:t xml:space="preserve"> </w:t>
-      </w:r>
-      <w:r>
+          <w:sz w:val="26"/>
+          <w:szCs w:val="26"/>
+        </w:rPr>
+        <w:t xml:space="preserve"> </w:t>
+      </w:r>
+      <w:r>
+        <w:rPr>
+          <w:rFonts w:ascii="Times New Roman" w:hAnsi="Times New Roman" w:eastAsia="Times New Roman" w:cs="Times New Roman"/>
+          <w:sz w:val="26"/>
+          <w:szCs w:val="26"/>
+        </w:rPr>
         <w:t>Mellal-</w:t>
       </w:r>
       <w:r>
         <w:rPr>
+          <w:rFonts w:ascii="Times New Roman" w:hAnsi="Times New Roman" w:eastAsia="Times New Roman" w:cs="Times New Roman"/>
           <w:spacing w:val="-2"/>
+          <w:sz w:val="26"/>
+          <w:szCs w:val="26"/>
         </w:rPr>
         <w:t>Khénifra</w:t>
       </w:r>
@@ -90,43 +194,73 @@
         <w:ind w:left="141"/>
       </w:pPr>
       <w:r>
+        <w:rPr>
+          <w:rFonts w:ascii="Times New Roman" w:hAnsi="Times New Roman" w:eastAsia="Times New Roman" w:cs="Times New Roman"/>
+          <w:sz w:val="26"/>
+          <w:szCs w:val="26"/>
+        </w:rPr>
         <w:t>Direction</w:t>
       </w:r>
       <w:r>
         <w:rPr>
+          <w:rFonts w:ascii="Times New Roman" w:hAnsi="Times New Roman" w:eastAsia="Times New Roman" w:cs="Times New Roman"/>
           <w:spacing w:val="-10"/>
-        </w:rPr>
-        <w:t xml:space="preserve"> </w:t>
-      </w:r>
-      <w:r>
+          <w:sz w:val="26"/>
+          <w:szCs w:val="26"/>
+        </w:rPr>
+        <w:t xml:space="preserve"> </w:t>
+      </w:r>
+      <w:r>
+        <w:rPr>
+          <w:rFonts w:ascii="Times New Roman" w:hAnsi="Times New Roman" w:eastAsia="Times New Roman" w:cs="Times New Roman"/>
+          <w:sz w:val="26"/>
+          <w:szCs w:val="26"/>
+        </w:rPr>
         <w:t>Régionale</w:t>
       </w:r>
       <w:r>
         <w:rPr>
+          <w:rFonts w:ascii="Times New Roman" w:hAnsi="Times New Roman" w:eastAsia="Times New Roman" w:cs="Times New Roman"/>
           <w:spacing w:val="-9"/>
-        </w:rPr>
-        <w:t xml:space="preserve"> </w:t>
-      </w:r>
-      <w:r>
+          <w:sz w:val="26"/>
+          <w:szCs w:val="26"/>
+        </w:rPr>
+        <w:t xml:space="preserve"> </w:t>
+      </w:r>
+      <w:r>
+        <w:rPr>
+          <w:rFonts w:ascii="Times New Roman" w:hAnsi="Times New Roman" w:eastAsia="Times New Roman" w:cs="Times New Roman"/>
+          <w:sz w:val="26"/>
+          <w:szCs w:val="26"/>
+        </w:rPr>
         <w:t>Béni</w:t>
       </w:r>
       <w:r>
         <w:rPr>
+          <w:rFonts w:ascii="Times New Roman" w:hAnsi="Times New Roman" w:eastAsia="Times New Roman" w:cs="Times New Roman"/>
           <w:spacing w:val="-10"/>
-        </w:rPr>
-        <w:t xml:space="preserve"> </w:t>
-      </w:r>
-      <w:r>
+          <w:sz w:val="26"/>
+          <w:szCs w:val="26"/>
+        </w:rPr>
+        <w:t xml:space="preserve"> </w:t>
+      </w:r>
+      <w:r>
+        <w:rPr>
+          <w:rFonts w:ascii="Times New Roman" w:hAnsi="Times New Roman" w:eastAsia="Times New Roman" w:cs="Times New Roman"/>
+          <w:sz w:val="26"/>
+          <w:szCs w:val="26"/>
+        </w:rPr>
         <w:t>Mella-</w:t>
       </w:r>
-      <w:proofErr w:type="spellStart"/>
-      <w:r>
-        <w:rPr>
+      <w:r>
+        <w:rPr>
+          <w:rFonts w:ascii="Times New Roman" w:hAnsi="Times New Roman" w:eastAsia="Times New Roman" w:cs="Times New Roman"/>
           <w:spacing w:val="-2"/>
+          <w:sz w:val="26"/>
+          <w:szCs w:val="26"/>
         </w:rPr>
         <w:t>Khénifra</w:t>
       </w:r>
-      <w:proofErr w:type="spellEnd"/>
     </w:p>
     <w:p>
       <w:pPr>
@@ -147,109 +281,247 @@
     <w:p>
       <w:pPr>
         <w:pStyle w:val="Titre1"/>
-      </w:pPr>
-      <w:r>
+        <w:jc w:val="center"/>
+      </w:pPr>
+      <w:r>
+        <w:rPr>
+          <w:rFonts w:ascii="Times New Roman" w:hAnsi="Times New Roman" w:eastAsia="Times New Roman" w:cs="Times New Roman"/>
+          <w:b/>
+          <w:bCs/>
+          <w:sz w:val="26"/>
+          <w:szCs w:val="26"/>
+        </w:rPr>
         <w:t>À</w:t>
       </w:r>
       <w:r>
         <w:rPr>
+          <w:rFonts w:ascii="Times New Roman" w:hAnsi="Times New Roman" w:eastAsia="Times New Roman" w:cs="Times New Roman"/>
+          <w:b/>
+          <w:bCs/>
           <w:spacing w:val="-6"/>
-        </w:rPr>
-        <w:t xml:space="preserve"> </w:t>
-      </w:r>
-      <w:r>
+          <w:sz w:val="26"/>
+          <w:szCs w:val="26"/>
+        </w:rPr>
+        <w:t xml:space="preserve"> </w:t>
+      </w:r>
+      <w:r>
+        <w:rPr>
+          <w:rFonts w:ascii="Times New Roman" w:hAnsi="Times New Roman" w:eastAsia="Times New Roman" w:cs="Times New Roman"/>
+          <w:b/>
+          <w:bCs/>
+          <w:sz w:val="26"/>
+          <w:szCs w:val="26"/>
+        </w:rPr>
         <w:t>Monsieur</w:t>
       </w:r>
       <w:r>
         <w:rPr>
+          <w:rFonts w:ascii="Times New Roman" w:hAnsi="Times New Roman" w:eastAsia="Times New Roman" w:cs="Times New Roman"/>
+          <w:b/>
+          <w:bCs/>
           <w:spacing w:val="-4"/>
-        </w:rPr>
-        <w:t xml:space="preserve"> </w:t>
-      </w:r>
-      <w:r>
+          <w:sz w:val="26"/>
+          <w:szCs w:val="26"/>
+        </w:rPr>
+        <w:t xml:space="preserve"> </w:t>
+      </w:r>
+      <w:r>
+        <w:rPr>
+          <w:rFonts w:ascii="Times New Roman" w:hAnsi="Times New Roman" w:eastAsia="Times New Roman" w:cs="Times New Roman"/>
+          <w:b/>
+          <w:bCs/>
+          <w:sz w:val="26"/>
+          <w:szCs w:val="26"/>
+        </w:rPr>
         <w:t>le</w:t>
       </w:r>
       <w:r>
         <w:rPr>
+          <w:rFonts w:ascii="Times New Roman" w:hAnsi="Times New Roman" w:eastAsia="Times New Roman" w:cs="Times New Roman"/>
+          <w:b/>
+          <w:bCs/>
           <w:spacing w:val="-6"/>
-        </w:rPr>
-        <w:t xml:space="preserve"> </w:t>
-      </w:r>
-      <w:r>
+          <w:sz w:val="26"/>
+          <w:szCs w:val="26"/>
+        </w:rPr>
+        <w:t xml:space="preserve"> </w:t>
+      </w:r>
+      <w:r>
+        <w:rPr>
+          <w:rFonts w:ascii="Times New Roman" w:hAnsi="Times New Roman" w:eastAsia="Times New Roman" w:cs="Times New Roman"/>
+          <w:b/>
+          <w:bCs/>
+          <w:sz w:val="26"/>
+          <w:szCs w:val="26"/>
+        </w:rPr>
         <w:t>Chef</w:t>
       </w:r>
       <w:r>
         <w:rPr>
+          <w:rFonts w:ascii="Times New Roman" w:hAnsi="Times New Roman" w:eastAsia="Times New Roman" w:cs="Times New Roman"/>
+          <w:b/>
+          <w:bCs/>
           <w:spacing w:val="-9"/>
-        </w:rPr>
-        <w:t xml:space="preserve"> </w:t>
-      </w:r>
-      <w:r>
+          <w:sz w:val="26"/>
+          <w:szCs w:val="26"/>
+        </w:rPr>
+        <w:t xml:space="preserve"> </w:t>
+      </w:r>
+      <w:r>
+        <w:rPr>
+          <w:rFonts w:ascii="Times New Roman" w:hAnsi="Times New Roman" w:eastAsia="Times New Roman" w:cs="Times New Roman"/>
+          <w:b/>
+          <w:bCs/>
+          <w:sz w:val="26"/>
+          <w:szCs w:val="26"/>
+        </w:rPr>
         <w:t>de</w:t>
       </w:r>
       <w:r>
         <w:rPr>
+          <w:rFonts w:ascii="Times New Roman" w:hAnsi="Times New Roman" w:eastAsia="Times New Roman" w:cs="Times New Roman"/>
+          <w:b/>
+          <w:bCs/>
           <w:spacing w:val="-5"/>
-        </w:rPr>
-        <w:t xml:space="preserve"> </w:t>
-      </w:r>
-      <w:r>
+          <w:sz w:val="26"/>
+          <w:szCs w:val="26"/>
+        </w:rPr>
+        <w:t xml:space="preserve"> </w:t>
+      </w:r>
+      <w:r>
+        <w:rPr>
+          <w:rFonts w:ascii="Times New Roman" w:hAnsi="Times New Roman" w:eastAsia="Times New Roman" w:cs="Times New Roman"/>
+          <w:b/>
+          <w:bCs/>
+          <w:sz w:val="26"/>
+          <w:szCs w:val="26"/>
+        </w:rPr>
         <w:t>la</w:t>
       </w:r>
       <w:r>
         <w:rPr>
+          <w:rFonts w:ascii="Times New Roman" w:hAnsi="Times New Roman" w:eastAsia="Times New Roman" w:cs="Times New Roman"/>
+          <w:b/>
+          <w:bCs/>
           <w:spacing w:val="-6"/>
-        </w:rPr>
-        <w:t xml:space="preserve"> </w:t>
-      </w:r>
-      <w:r>
+          <w:sz w:val="26"/>
+          <w:szCs w:val="26"/>
+        </w:rPr>
+        <w:t xml:space="preserve"> </w:t>
+      </w:r>
+      <w:r>
+        <w:rPr>
+          <w:rFonts w:ascii="Times New Roman" w:hAnsi="Times New Roman" w:eastAsia="Times New Roman" w:cs="Times New Roman"/>
+          <w:b/>
+          <w:bCs/>
+          <w:sz w:val="26"/>
+          <w:szCs w:val="26"/>
+        </w:rPr>
         <w:t>Division</w:t>
       </w:r>
       <w:r>
         <w:rPr>
+          <w:rFonts w:ascii="Times New Roman" w:hAnsi="Times New Roman" w:eastAsia="Times New Roman" w:cs="Times New Roman"/>
+          <w:b/>
+          <w:bCs/>
           <w:spacing w:val="-6"/>
-        </w:rPr>
-        <w:t xml:space="preserve"> </w:t>
-      </w:r>
-      <w:r>
+          <w:sz w:val="26"/>
+          <w:szCs w:val="26"/>
+        </w:rPr>
+        <w:t xml:space="preserve"> </w:t>
+      </w:r>
+      <w:r>
+        <w:rPr>
+          <w:rFonts w:ascii="Times New Roman" w:hAnsi="Times New Roman" w:eastAsia="Times New Roman" w:cs="Times New Roman"/>
+          <w:b/>
+          <w:bCs/>
+          <w:sz w:val="26"/>
+          <w:szCs w:val="26"/>
+        </w:rPr>
         <w:t>des</w:t>
       </w:r>
       <w:r>
         <w:rPr>
+          <w:rFonts w:ascii="Times New Roman" w:hAnsi="Times New Roman" w:eastAsia="Times New Roman" w:cs="Times New Roman"/>
+          <w:b/>
+          <w:bCs/>
           <w:spacing w:val="-5"/>
-        </w:rPr>
-        <w:t xml:space="preserve"> </w:t>
-      </w:r>
-      <w:r>
+          <w:sz w:val="26"/>
+          <w:szCs w:val="26"/>
+        </w:rPr>
+        <w:t xml:space="preserve"> </w:t>
+      </w:r>
+      <w:r>
+        <w:rPr>
+          <w:rFonts w:ascii="Times New Roman" w:hAnsi="Times New Roman" w:eastAsia="Times New Roman" w:cs="Times New Roman"/>
+          <w:b/>
+          <w:bCs/>
+          <w:sz w:val="26"/>
+          <w:szCs w:val="26"/>
+        </w:rPr>
         <w:t>affaires</w:t>
       </w:r>
       <w:r>
         <w:rPr>
+          <w:rFonts w:ascii="Times New Roman" w:hAnsi="Times New Roman" w:eastAsia="Times New Roman" w:cs="Times New Roman"/>
+          <w:b/>
+          <w:bCs/>
           <w:spacing w:val="-5"/>
-        </w:rPr>
-        <w:t xml:space="preserve"> </w:t>
-      </w:r>
-      <w:r>
+          <w:sz w:val="26"/>
+          <w:szCs w:val="26"/>
+        </w:rPr>
+        <w:t xml:space="preserve"> </w:t>
+      </w:r>
+      <w:r>
+        <w:rPr>
+          <w:rFonts w:ascii="Times New Roman" w:hAnsi="Times New Roman" w:eastAsia="Times New Roman" w:cs="Times New Roman"/>
+          <w:b/>
+          <w:bCs/>
+          <w:sz w:val="26"/>
+          <w:szCs w:val="26"/>
+        </w:rPr>
         <w:t>administratives</w:t>
       </w:r>
       <w:r>
         <w:rPr>
+          <w:rFonts w:ascii="Times New Roman" w:hAnsi="Times New Roman" w:eastAsia="Times New Roman" w:cs="Times New Roman"/>
+          <w:b/>
+          <w:bCs/>
           <w:spacing w:val="-2"/>
-        </w:rPr>
-        <w:t xml:space="preserve"> </w:t>
-      </w:r>
-      <w:r>
+          <w:sz w:val="26"/>
+          <w:szCs w:val="26"/>
+        </w:rPr>
+        <w:t xml:space="preserve"> </w:t>
+      </w:r>
+      <w:r>
+        <w:rPr>
+          <w:rFonts w:ascii="Times New Roman" w:hAnsi="Times New Roman" w:eastAsia="Times New Roman" w:cs="Times New Roman"/>
+          <w:b/>
+          <w:bCs/>
+          <w:sz w:val="26"/>
+          <w:szCs w:val="26"/>
+        </w:rPr>
         <w:t>de</w:t>
       </w:r>
       <w:r>
         <w:rPr>
+          <w:rFonts w:ascii="Times New Roman" w:hAnsi="Times New Roman" w:eastAsia="Times New Roman" w:cs="Times New Roman"/>
+          <w:b/>
+          <w:bCs/>
           <w:spacing w:val="-5"/>
-        </w:rPr>
-        <w:t xml:space="preserve"> </w:t>
-      </w:r>
-      <w:r>
-        <w:rPr>
+          <w:sz w:val="26"/>
+          <w:szCs w:val="26"/>
+        </w:rPr>
+        <w:t xml:space="preserve"> </w:t>
+      </w:r>
+      <w:r>
+        <w:rPr>
+          <w:rFonts w:ascii="Times New Roman" w:hAnsi="Times New Roman" w:eastAsia="Times New Roman" w:cs="Times New Roman"/>
+          <w:b/>
+          <w:bCs/>
           <w:spacing w:val="-2"/>
+          <w:sz w:val="26"/>
+          <w:szCs w:val="26"/>
         </w:rPr>
         <w:t>l’OFPPT</w:t>
       </w:r>
@@ -257,46 +529,118 @@
     <w:p>
       <w:pPr>
         <w:pStyle w:val="Titre2"/>
-      </w:pPr>
-      <w:r>
+        <w:jc w:val="center"/>
+      </w:pPr>
+      <w:r>
+        <w:rPr>
+          <w:rFonts w:ascii="Times New Roman" w:hAnsi="Times New Roman" w:eastAsia="Times New Roman" w:cs="Times New Roman"/>
+          <w:b/>
+          <w:bCs/>
+          <w:i/>
+          <w:iCs/>
+          <w:sz w:val="26"/>
+          <w:szCs w:val="26"/>
+        </w:rPr>
         <w:t>S/C</w:t>
       </w:r>
       <w:r>
         <w:rPr>
+          <w:rFonts w:ascii="Times New Roman" w:hAnsi="Times New Roman" w:eastAsia="Times New Roman" w:cs="Times New Roman"/>
+          <w:b/>
+          <w:bCs/>
+          <w:i/>
+          <w:iCs/>
           <w:spacing w:val="-3"/>
-        </w:rPr>
-        <w:t xml:space="preserve"> </w:t>
-      </w:r>
-      <w:r>
+          <w:sz w:val="26"/>
+          <w:szCs w:val="26"/>
+        </w:rPr>
+        <w:t xml:space="preserve"> </w:t>
+      </w:r>
+      <w:r>
+        <w:rPr>
+          <w:rFonts w:ascii="Times New Roman" w:hAnsi="Times New Roman" w:eastAsia="Times New Roman" w:cs="Times New Roman"/>
+          <w:b/>
+          <w:bCs/>
+          <w:i/>
+          <w:iCs/>
+          <w:sz w:val="26"/>
+          <w:szCs w:val="26"/>
+        </w:rPr>
         <w:t>de</w:t>
       </w:r>
       <w:r>
         <w:rPr>
+          <w:rFonts w:ascii="Times New Roman" w:hAnsi="Times New Roman" w:eastAsia="Times New Roman" w:cs="Times New Roman"/>
+          <w:b/>
+          <w:bCs/>
+          <w:i/>
+          <w:iCs/>
           <w:spacing w:val="-1"/>
-        </w:rPr>
-        <w:t xml:space="preserve"> </w:t>
-      </w:r>
-      <w:r>
+          <w:sz w:val="26"/>
+          <w:szCs w:val="26"/>
+        </w:rPr>
+        <w:t xml:space="preserve"> </w:t>
+      </w:r>
+      <w:r>
+        <w:rPr>
+          <w:rFonts w:ascii="Times New Roman" w:hAnsi="Times New Roman" w:eastAsia="Times New Roman" w:cs="Times New Roman"/>
+          <w:b/>
+          <w:bCs/>
+          <w:i/>
+          <w:iCs/>
+          <w:sz w:val="26"/>
+          <w:szCs w:val="26"/>
+        </w:rPr>
         <w:t>la</w:t>
       </w:r>
       <w:r>
         <w:rPr>
+          <w:rFonts w:ascii="Times New Roman" w:hAnsi="Times New Roman" w:eastAsia="Times New Roman" w:cs="Times New Roman"/>
+          <w:b/>
+          <w:bCs/>
+          <w:i/>
+          <w:iCs/>
           <w:spacing w:val="-2"/>
-        </w:rPr>
-        <w:t xml:space="preserve"> </w:t>
-      </w:r>
-      <w:r>
+          <w:sz w:val="26"/>
+          <w:szCs w:val="26"/>
+        </w:rPr>
+        <w:t xml:space="preserve"> </w:t>
+      </w:r>
+      <w:r>
+        <w:rPr>
+          <w:rFonts w:ascii="Times New Roman" w:hAnsi="Times New Roman" w:eastAsia="Times New Roman" w:cs="Times New Roman"/>
+          <w:b/>
+          <w:bCs/>
+          <w:i/>
+          <w:iCs/>
+          <w:sz w:val="26"/>
+          <w:szCs w:val="26"/>
+        </w:rPr>
         <w:t>voie</w:t>
       </w:r>
       <w:r>
         <w:rPr>
+          <w:rFonts w:ascii="Times New Roman" w:hAnsi="Times New Roman" w:eastAsia="Times New Roman" w:cs="Times New Roman"/>
+          <w:b/>
+          <w:bCs/>
+          <w:i/>
+          <w:iCs/>
           <w:spacing w:val="-1"/>
-        </w:rPr>
-        <w:t xml:space="preserve"> </w:t>
-      </w:r>
-      <w:r>
-        <w:rPr>
+          <w:sz w:val="26"/>
+          <w:szCs w:val="26"/>
+        </w:rPr>
+        <w:t xml:space="preserve"> </w:t>
+      </w:r>
+      <w:r>
+        <w:rPr>
+          <w:rFonts w:ascii="Times New Roman" w:hAnsi="Times New Roman" w:eastAsia="Times New Roman" w:cs="Times New Roman"/>
+          <w:b/>
+          <w:bCs/>
+          <w:i/>
+          <w:iCs/>
           <w:spacing w:val="-2"/>
+          <w:sz w:val="26"/>
+          <w:szCs w:val="26"/>
         </w:rPr>
         <w:t>hiérarchique</w:t>
       </w:r>
@@ -321,57 +665,77 @@
       </w:pPr>
       <w:r>
         <w:rPr>
-          <w:sz w:val="26"/>
+          <w:rFonts w:ascii="Times New Roman" w:hAnsi="Times New Roman" w:eastAsia="Times New Roman" w:cs="Times New Roman"/>
+          <w:sz w:val="26"/>
+          <w:szCs w:val="22"/>
         </w:rPr>
         <w:t>Objet</w:t>
       </w:r>
       <w:r>
         <w:rPr>
+          <w:rFonts w:ascii="Times New Roman" w:hAnsi="Times New Roman" w:eastAsia="Times New Roman" w:cs="Times New Roman"/>
           <w:spacing w:val="-6"/>
           <w:sz w:val="26"/>
-        </w:rPr>
-        <w:t xml:space="preserve"> </w:t>
-      </w:r>
-      <w:r>
-        <w:rPr>
-          <w:sz w:val="26"/>
+          <w:szCs w:val="22"/>
+        </w:rPr>
+        <w:t xml:space="preserve"> </w:t>
+      </w:r>
+      <w:r>
+        <w:rPr>
+          <w:rFonts w:ascii="Times New Roman" w:hAnsi="Times New Roman" w:eastAsia="Times New Roman" w:cs="Times New Roman"/>
+          <w:sz w:val="26"/>
+          <w:szCs w:val="22"/>
         </w:rPr>
         <w:t>:</w:t>
       </w:r>
       <w:r>
         <w:rPr>
+          <w:rFonts w:ascii="Times New Roman" w:hAnsi="Times New Roman" w:eastAsia="Times New Roman" w:cs="Times New Roman"/>
           <w:spacing w:val="-4"/>
           <w:sz w:val="26"/>
-        </w:rPr>
-        <w:t xml:space="preserve"> </w:t>
-      </w:r>
-      <w:r>
-        <w:rPr>
-          <w:b/>
-          <w:sz w:val="26"/>
+          <w:szCs w:val="22"/>
+        </w:rPr>
+        <w:t xml:space="preserve"> </w:t>
+      </w:r>
+      <w:r>
+        <w:rPr>
+          <w:rFonts w:ascii="Times New Roman" w:hAnsi="Times New Roman" w:eastAsia="Times New Roman" w:cs="Times New Roman"/>
+          <w:b/>
+          <w:bCs/>
+          <w:sz w:val="26"/>
+          <w:szCs w:val="22"/>
         </w:rPr>
         <w:t>Déclaration</w:t>
       </w:r>
       <w:r>
         <w:rPr>
-          <w:b/>
+          <w:rFonts w:ascii="Times New Roman" w:hAnsi="Times New Roman" w:eastAsia="Times New Roman" w:cs="Times New Roman"/>
+          <w:b/>
+          <w:bCs/>
           <w:spacing w:val="-5"/>
           <w:sz w:val="26"/>
-        </w:rPr>
-        <w:t xml:space="preserve"> </w:t>
-      </w:r>
-      <w:r>
-        <w:rPr>
-          <w:b/>
-          <w:sz w:val="26"/>
+          <w:szCs w:val="22"/>
+        </w:rPr>
+        <w:t xml:space="preserve"> </w:t>
+      </w:r>
+      <w:r>
+        <w:rPr>
+          <w:rFonts w:ascii="Times New Roman" w:hAnsi="Times New Roman" w:eastAsia="Times New Roman" w:cs="Times New Roman"/>
+          <w:b/>
+          <w:bCs/>
+          <w:sz w:val="26"/>
+          <w:szCs w:val="22"/>
         </w:rPr>
         <w:t>de</w:t>
       </w:r>
       <w:r>
         <w:rPr>
-          <w:b/>
+          <w:rFonts w:ascii="Times New Roman" w:hAnsi="Times New Roman" w:eastAsia="Times New Roman" w:cs="Times New Roman"/>
+          <w:b/>
+          <w:bCs/>
           <w:spacing w:val="-2"/>
           <w:sz w:val="26"/>
+          <w:szCs w:val="22"/>
         </w:rPr>
         <w:t xml:space="preserve"> naissance</w:t>
       </w:r>
@@ -401,7 +765,10 @@
       </w:pPr>
       <w:r>
         <w:rPr>
+          <w:rFonts w:ascii="Times New Roman" w:hAnsi="Times New Roman" w:eastAsia="Times New Roman" w:cs="Times New Roman"/>
           <w:spacing w:val="-2"/>
+          <w:sz w:val="26"/>
+          <w:szCs w:val="26"/>
         </w:rPr>
         <w:t>Monsieur,</w:t>
       </w:r>
@@ -413,87 +780,164 @@
         <w:ind w:left="141" w:right="1372"/>
       </w:pPr>
       <w:r>
+        <w:rPr>
+          <w:rFonts w:ascii="Times New Roman" w:hAnsi="Times New Roman" w:eastAsia="Times New Roman" w:cs="Times New Roman"/>
+          <w:sz w:val="26"/>
+          <w:szCs w:val="26"/>
+        </w:rPr>
         <w:t>Par la présente, je souhaite déclarer la naissance de mon nouveau-né. Vous</w:t>
       </w:r>
       <w:r>
         <w:rPr>
+          <w:rFonts w:ascii="Times New Roman" w:hAnsi="Times New Roman" w:eastAsia="Times New Roman" w:cs="Times New Roman"/>
           <w:spacing w:val="-4"/>
-        </w:rPr>
-        <w:t xml:space="preserve"> </w:t>
-      </w:r>
-      <w:r>
+          <w:sz w:val="26"/>
+          <w:szCs w:val="26"/>
+        </w:rPr>
+        <w:t xml:space="preserve"> </w:t>
+      </w:r>
+      <w:r>
+        <w:rPr>
+          <w:rFonts w:ascii="Times New Roman" w:hAnsi="Times New Roman" w:eastAsia="Times New Roman" w:cs="Times New Roman"/>
+          <w:sz w:val="26"/>
+          <w:szCs w:val="26"/>
+        </w:rPr>
         <w:t>trouverez</w:t>
       </w:r>
       <w:r>
         <w:rPr>
+          <w:rFonts w:ascii="Times New Roman" w:hAnsi="Times New Roman" w:eastAsia="Times New Roman" w:cs="Times New Roman"/>
           <w:spacing w:val="-4"/>
-        </w:rPr>
-        <w:t xml:space="preserve"> </w:t>
-      </w:r>
-      <w:r>
+          <w:sz w:val="26"/>
+          <w:szCs w:val="26"/>
+        </w:rPr>
+        <w:t xml:space="preserve"> </w:t>
+      </w:r>
+      <w:r>
+        <w:rPr>
+          <w:rFonts w:ascii="Times New Roman" w:hAnsi="Times New Roman" w:eastAsia="Times New Roman" w:cs="Times New Roman"/>
+          <w:sz w:val="26"/>
+          <w:szCs w:val="26"/>
+        </w:rPr>
         <w:t>ci-joint</w:t>
       </w:r>
       <w:r>
         <w:rPr>
+          <w:rFonts w:ascii="Times New Roman" w:hAnsi="Times New Roman" w:eastAsia="Times New Roman" w:cs="Times New Roman"/>
           <w:spacing w:val="-4"/>
-        </w:rPr>
-        <w:t xml:space="preserve"> </w:t>
-      </w:r>
-      <w:r>
+          <w:sz w:val="26"/>
+          <w:szCs w:val="26"/>
+        </w:rPr>
+        <w:t xml:space="preserve"> </w:t>
+      </w:r>
+      <w:r>
+        <w:rPr>
+          <w:rFonts w:ascii="Times New Roman" w:hAnsi="Times New Roman" w:eastAsia="Times New Roman" w:cs="Times New Roman"/>
+          <w:sz w:val="26"/>
+          <w:szCs w:val="26"/>
+        </w:rPr>
         <w:t>les</w:t>
       </w:r>
       <w:r>
         <w:rPr>
+          <w:rFonts w:ascii="Times New Roman" w:hAnsi="Times New Roman" w:eastAsia="Times New Roman" w:cs="Times New Roman"/>
           <w:spacing w:val="-4"/>
-        </w:rPr>
-        <w:t xml:space="preserve"> </w:t>
-      </w:r>
-      <w:r>
+          <w:sz w:val="26"/>
+          <w:szCs w:val="26"/>
+        </w:rPr>
+        <w:t xml:space="preserve"> </w:t>
+      </w:r>
+      <w:r>
+        <w:rPr>
+          <w:rFonts w:ascii="Times New Roman" w:hAnsi="Times New Roman" w:eastAsia="Times New Roman" w:cs="Times New Roman"/>
+          <w:sz w:val="26"/>
+          <w:szCs w:val="26"/>
+        </w:rPr>
         <w:t>documents</w:t>
       </w:r>
       <w:r>
         <w:rPr>
+          <w:rFonts w:ascii="Times New Roman" w:hAnsi="Times New Roman" w:eastAsia="Times New Roman" w:cs="Times New Roman"/>
           <w:spacing w:val="-4"/>
-        </w:rPr>
-        <w:t xml:space="preserve"> </w:t>
-      </w:r>
-      <w:r>
+          <w:sz w:val="26"/>
+          <w:szCs w:val="26"/>
+        </w:rPr>
+        <w:t xml:space="preserve"> </w:t>
+      </w:r>
+      <w:r>
+        <w:rPr>
+          <w:rFonts w:ascii="Times New Roman" w:hAnsi="Times New Roman" w:eastAsia="Times New Roman" w:cs="Times New Roman"/>
+          <w:sz w:val="26"/>
+          <w:szCs w:val="26"/>
+        </w:rPr>
         <w:t>nécessaires</w:t>
       </w:r>
       <w:r>
         <w:rPr>
+          <w:rFonts w:ascii="Times New Roman" w:hAnsi="Times New Roman" w:eastAsia="Times New Roman" w:cs="Times New Roman"/>
           <w:spacing w:val="-4"/>
-        </w:rPr>
-        <w:t xml:space="preserve"> </w:t>
-      </w:r>
-      <w:r>
+          <w:sz w:val="26"/>
+          <w:szCs w:val="26"/>
+        </w:rPr>
+        <w:t xml:space="preserve"> </w:t>
+      </w:r>
+      <w:r>
+        <w:rPr>
+          <w:rFonts w:ascii="Times New Roman" w:hAnsi="Times New Roman" w:eastAsia="Times New Roman" w:cs="Times New Roman"/>
+          <w:sz w:val="26"/>
+          <w:szCs w:val="26"/>
+        </w:rPr>
         <w:t>pour</w:t>
       </w:r>
       <w:r>
         <w:rPr>
+          <w:rFonts w:ascii="Times New Roman" w:hAnsi="Times New Roman" w:eastAsia="Times New Roman" w:cs="Times New Roman"/>
           <w:spacing w:val="-1"/>
-        </w:rPr>
-        <w:t xml:space="preserve"> </w:t>
-      </w:r>
-      <w:r>
+          <w:sz w:val="26"/>
+          <w:szCs w:val="26"/>
+        </w:rPr>
+        <w:t xml:space="preserve"> </w:t>
+      </w:r>
+      <w:r>
+        <w:rPr>
+          <w:rFonts w:ascii="Times New Roman" w:hAnsi="Times New Roman" w:eastAsia="Times New Roman" w:cs="Times New Roman"/>
+          <w:sz w:val="26"/>
+          <w:szCs w:val="26"/>
+        </w:rPr>
         <w:t>cette</w:t>
       </w:r>
       <w:r>
         <w:rPr>
+          <w:rFonts w:ascii="Times New Roman" w:hAnsi="Times New Roman" w:eastAsia="Times New Roman" w:cs="Times New Roman"/>
           <w:spacing w:val="-4"/>
-        </w:rPr>
-        <w:t xml:space="preserve"> </w:t>
-      </w:r>
-      <w:r>
+          <w:sz w:val="26"/>
+          <w:szCs w:val="26"/>
+        </w:rPr>
+        <w:t xml:space="preserve"> </w:t>
+      </w:r>
+      <w:r>
+        <w:rPr>
+          <w:rFonts w:ascii="Times New Roman" w:hAnsi="Times New Roman" w:eastAsia="Times New Roman" w:cs="Times New Roman"/>
+          <w:sz w:val="26"/>
+          <w:szCs w:val="26"/>
+        </w:rPr>
         <w:t>déclaration</w:t>
       </w:r>
       <w:r>
         <w:rPr>
+          <w:rFonts w:ascii="Times New Roman" w:hAnsi="Times New Roman" w:eastAsia="Times New Roman" w:cs="Times New Roman"/>
           <w:spacing w:val="-3"/>
-        </w:rPr>
-        <w:t xml:space="preserve"> </w:t>
-      </w:r>
-      <w:r>
+          <w:sz w:val="26"/>
+          <w:szCs w:val="26"/>
+        </w:rPr>
+        <w:t xml:space="preserve"> </w:t>
+      </w:r>
+      <w:r>
+        <w:rPr>
+          <w:rFonts w:ascii="Times New Roman" w:hAnsi="Times New Roman" w:eastAsia="Times New Roman" w:cs="Times New Roman"/>
+          <w:sz w:val="26"/>
+          <w:szCs w:val="26"/>
+        </w:rPr>
         <w:t>:</w:t>
       </w:r>
     </w:p>
@@ -514,86 +958,112 @@
       </w:pPr>
       <w:r>
         <w:rPr>
-          <w:sz w:val="26"/>
+          <w:rFonts w:ascii="Times New Roman" w:hAnsi="Times New Roman" w:eastAsia="Times New Roman" w:cs="Times New Roman"/>
+          <w:sz w:val="26"/>
+          <w:szCs w:val="22"/>
         </w:rPr>
         <w:t>Extrait</w:t>
       </w:r>
       <w:r>
         <w:rPr>
+          <w:rFonts w:ascii="Times New Roman" w:hAnsi="Times New Roman" w:eastAsia="Times New Roman" w:cs="Times New Roman"/>
           <w:spacing w:val="-5"/>
           <w:sz w:val="26"/>
-        </w:rPr>
-        <w:t xml:space="preserve"> </w:t>
-      </w:r>
-      <w:r>
-        <w:rPr>
-          <w:sz w:val="26"/>
+          <w:szCs w:val="22"/>
+        </w:rPr>
+        <w:t xml:space="preserve"> </w:t>
+      </w:r>
+      <w:r>
+        <w:rPr>
+          <w:rFonts w:ascii="Times New Roman" w:hAnsi="Times New Roman" w:eastAsia="Times New Roman" w:cs="Times New Roman"/>
+          <w:sz w:val="26"/>
+          <w:szCs w:val="22"/>
         </w:rPr>
         <w:t>d’acte</w:t>
       </w:r>
       <w:r>
         <w:rPr>
+          <w:rFonts w:ascii="Times New Roman" w:hAnsi="Times New Roman" w:eastAsia="Times New Roman" w:cs="Times New Roman"/>
           <w:spacing w:val="-5"/>
           <w:sz w:val="26"/>
-        </w:rPr>
-        <w:t xml:space="preserve"> </w:t>
-      </w:r>
-      <w:r>
-        <w:rPr>
-          <w:sz w:val="26"/>
+          <w:szCs w:val="22"/>
+        </w:rPr>
+        <w:t xml:space="preserve"> </w:t>
+      </w:r>
+      <w:r>
+        <w:rPr>
+          <w:rFonts w:ascii="Times New Roman" w:hAnsi="Times New Roman" w:eastAsia="Times New Roman" w:cs="Times New Roman"/>
+          <w:sz w:val="26"/>
+          <w:szCs w:val="22"/>
         </w:rPr>
         <w:t>de</w:t>
       </w:r>
       <w:r>
         <w:rPr>
+          <w:rFonts w:ascii="Times New Roman" w:hAnsi="Times New Roman" w:eastAsia="Times New Roman" w:cs="Times New Roman"/>
           <w:spacing w:val="-4"/>
           <w:sz w:val="26"/>
-        </w:rPr>
-        <w:t xml:space="preserve"> </w:t>
-      </w:r>
-      <w:r>
-        <w:rPr>
-          <w:sz w:val="26"/>
+          <w:szCs w:val="22"/>
+        </w:rPr>
+        <w:t xml:space="preserve"> </w:t>
+      </w:r>
+      <w:r>
+        <w:rPr>
+          <w:rFonts w:ascii="Times New Roman" w:hAnsi="Times New Roman" w:eastAsia="Times New Roman" w:cs="Times New Roman"/>
+          <w:sz w:val="26"/>
+          <w:szCs w:val="22"/>
         </w:rPr>
         <w:t>naissance</w:t>
       </w:r>
       <w:r>
         <w:rPr>
+          <w:rFonts w:ascii="Times New Roman" w:hAnsi="Times New Roman" w:eastAsia="Times New Roman" w:cs="Times New Roman"/>
           <w:spacing w:val="-4"/>
           <w:sz w:val="26"/>
-        </w:rPr>
-        <w:t xml:space="preserve"> </w:t>
-      </w:r>
-      <w:r>
-        <w:rPr>
-          <w:sz w:val="26"/>
+          <w:szCs w:val="22"/>
+        </w:rPr>
+        <w:t xml:space="preserve"> </w:t>
+      </w:r>
+      <w:r>
+        <w:rPr>
+          <w:rFonts w:ascii="Times New Roman" w:hAnsi="Times New Roman" w:eastAsia="Times New Roman" w:cs="Times New Roman"/>
+          <w:sz w:val="26"/>
+          <w:szCs w:val="22"/>
         </w:rPr>
         <w:t>de</w:t>
       </w:r>
       <w:r>
         <w:rPr>
+          <w:rFonts w:ascii="Times New Roman" w:hAnsi="Times New Roman" w:eastAsia="Times New Roman" w:cs="Times New Roman"/>
           <w:spacing w:val="-4"/>
           <w:sz w:val="26"/>
-        </w:rPr>
-        <w:t xml:space="preserve"> </w:t>
-      </w:r>
-      <w:r>
-        <w:rPr>
-          <w:sz w:val="26"/>
+          <w:szCs w:val="22"/>
+        </w:rPr>
+        <w:t xml:space="preserve"> </w:t>
+      </w:r>
+      <w:r>
+        <w:rPr>
+          <w:rFonts w:ascii="Times New Roman" w:hAnsi="Times New Roman" w:eastAsia="Times New Roman" w:cs="Times New Roman"/>
+          <w:sz w:val="26"/>
+          <w:szCs w:val="22"/>
         </w:rPr>
         <w:t>l’enfant</w:t>
       </w:r>
       <w:r>
         <w:rPr>
+          <w:rFonts w:ascii="Times New Roman" w:hAnsi="Times New Roman" w:eastAsia="Times New Roman" w:cs="Times New Roman"/>
           <w:spacing w:val="-3"/>
           <w:sz w:val="26"/>
-        </w:rPr>
-        <w:t xml:space="preserve"> </w:t>
-      </w:r>
-      <w:r>
-        <w:rPr>
+          <w:szCs w:val="22"/>
+        </w:rPr>
+        <w:t xml:space="preserve"> </w:t>
+      </w:r>
+      <w:r>
+        <w:rPr>
+          <w:rFonts w:ascii="Times New Roman" w:hAnsi="Times New Roman" w:eastAsia="Times New Roman" w:cs="Times New Roman"/>
           <w:spacing w:val="-10"/>
           <w:sz w:val="26"/>
+          <w:szCs w:val="22"/>
         </w:rPr>
         <w:t>;</w:t>
       </w:r>
@@ -616,60 +1086,78 @@
       </w:pPr>
       <w:r>
         <w:rPr>
-          <w:sz w:val="26"/>
+          <w:rFonts w:ascii="Times New Roman" w:hAnsi="Times New Roman" w:eastAsia="Times New Roman" w:cs="Times New Roman"/>
+          <w:sz w:val="26"/>
+          <w:szCs w:val="22"/>
         </w:rPr>
         <w:t>Certificat</w:t>
       </w:r>
       <w:r>
         <w:rPr>
+          <w:rFonts w:ascii="Times New Roman" w:hAnsi="Times New Roman" w:eastAsia="Times New Roman" w:cs="Times New Roman"/>
           <w:spacing w:val="-7"/>
           <w:sz w:val="26"/>
-        </w:rPr>
-        <w:t xml:space="preserve"> </w:t>
-      </w:r>
-      <w:r>
-        <w:rPr>
-          <w:sz w:val="26"/>
+          <w:szCs w:val="22"/>
+        </w:rPr>
+        <w:t xml:space="preserve"> </w:t>
+      </w:r>
+      <w:r>
+        <w:rPr>
+          <w:rFonts w:ascii="Times New Roman" w:hAnsi="Times New Roman" w:eastAsia="Times New Roman" w:cs="Times New Roman"/>
+          <w:sz w:val="26"/>
+          <w:szCs w:val="22"/>
         </w:rPr>
         <w:t>de</w:t>
       </w:r>
       <w:r>
         <w:rPr>
+          <w:rFonts w:ascii="Times New Roman" w:hAnsi="Times New Roman" w:eastAsia="Times New Roman" w:cs="Times New Roman"/>
           <w:spacing w:val="-6"/>
           <w:sz w:val="26"/>
-        </w:rPr>
-        <w:t xml:space="preserve"> </w:t>
-      </w:r>
-      <w:r>
-        <w:rPr>
-          <w:sz w:val="26"/>
+          <w:szCs w:val="22"/>
+        </w:rPr>
+        <w:t xml:space="preserve"> </w:t>
+      </w:r>
+      <w:r>
+        <w:rPr>
+          <w:rFonts w:ascii="Times New Roman" w:hAnsi="Times New Roman" w:eastAsia="Times New Roman" w:cs="Times New Roman"/>
+          <w:sz w:val="26"/>
+          <w:szCs w:val="22"/>
         </w:rPr>
         <w:t>vie</w:t>
       </w:r>
       <w:r>
         <w:rPr>
+          <w:rFonts w:ascii="Times New Roman" w:hAnsi="Times New Roman" w:eastAsia="Times New Roman" w:cs="Times New Roman"/>
           <w:spacing w:val="-8"/>
           <w:sz w:val="26"/>
-        </w:rPr>
-        <w:t xml:space="preserve"> </w:t>
-      </w:r>
-      <w:r>
-        <w:rPr>
-          <w:sz w:val="26"/>
+          <w:szCs w:val="22"/>
+        </w:rPr>
+        <w:t xml:space="preserve"> </w:t>
+      </w:r>
+      <w:r>
+        <w:rPr>
+          <w:rFonts w:ascii="Times New Roman" w:hAnsi="Times New Roman" w:eastAsia="Times New Roman" w:cs="Times New Roman"/>
+          <w:sz w:val="26"/>
+          <w:szCs w:val="22"/>
         </w:rPr>
         <w:t>individuelle</w:t>
       </w:r>
       <w:r>
         <w:rPr>
+          <w:rFonts w:ascii="Times New Roman" w:hAnsi="Times New Roman" w:eastAsia="Times New Roman" w:cs="Times New Roman"/>
           <w:spacing w:val="-3"/>
           <w:sz w:val="26"/>
-        </w:rPr>
-        <w:t xml:space="preserve"> </w:t>
-      </w:r>
-      <w:r>
-        <w:rPr>
+          <w:szCs w:val="22"/>
+        </w:rPr>
+        <w:t xml:space="preserve"> </w:t>
+      </w:r>
+      <w:r>
+        <w:rPr>
+          <w:rFonts w:ascii="Times New Roman" w:hAnsi="Times New Roman" w:eastAsia="Times New Roman" w:cs="Times New Roman"/>
           <w:spacing w:val="-10"/>
           <w:sz w:val="26"/>
+          <w:szCs w:val="22"/>
         </w:rPr>
         <w:t>;</w:t>
       </w:r>
@@ -692,60 +1180,78 @@
       </w:pPr>
       <w:r>
         <w:rPr>
-          <w:sz w:val="26"/>
+          <w:rFonts w:ascii="Times New Roman" w:hAnsi="Times New Roman" w:eastAsia="Times New Roman" w:cs="Times New Roman"/>
+          <w:sz w:val="26"/>
+          <w:szCs w:val="22"/>
         </w:rPr>
         <w:t>Avis</w:t>
       </w:r>
       <w:r>
         <w:rPr>
+          <w:rFonts w:ascii="Times New Roman" w:hAnsi="Times New Roman" w:eastAsia="Times New Roman" w:cs="Times New Roman"/>
           <w:spacing w:val="-6"/>
           <w:sz w:val="26"/>
-        </w:rPr>
-        <w:t xml:space="preserve"> </w:t>
-      </w:r>
-      <w:r>
-        <w:rPr>
-          <w:sz w:val="26"/>
+          <w:szCs w:val="22"/>
+        </w:rPr>
+        <w:t xml:space="preserve"> </w:t>
+      </w:r>
+      <w:r>
+        <w:rPr>
+          <w:rFonts w:ascii="Times New Roman" w:hAnsi="Times New Roman" w:eastAsia="Times New Roman" w:cs="Times New Roman"/>
+          <w:sz w:val="26"/>
+          <w:szCs w:val="22"/>
         </w:rPr>
         <w:t>de</w:t>
       </w:r>
       <w:r>
         <w:rPr>
+          <w:rFonts w:ascii="Times New Roman" w:hAnsi="Times New Roman" w:eastAsia="Times New Roman" w:cs="Times New Roman"/>
           <w:spacing w:val="-4"/>
           <w:sz w:val="26"/>
-        </w:rPr>
-        <w:t xml:space="preserve"> </w:t>
-      </w:r>
-      <w:r>
-        <w:rPr>
-          <w:sz w:val="26"/>
+          <w:szCs w:val="22"/>
+        </w:rPr>
+        <w:t xml:space="preserve"> </w:t>
+      </w:r>
+      <w:r>
+        <w:rPr>
+          <w:rFonts w:ascii="Times New Roman" w:hAnsi="Times New Roman" w:eastAsia="Times New Roman" w:cs="Times New Roman"/>
+          <w:sz w:val="26"/>
+          <w:szCs w:val="22"/>
         </w:rPr>
         <w:t>naissance</w:t>
       </w:r>
       <w:r>
         <w:rPr>
+          <w:rFonts w:ascii="Times New Roman" w:hAnsi="Times New Roman" w:eastAsia="Times New Roman" w:cs="Times New Roman"/>
           <w:spacing w:val="-4"/>
           <w:sz w:val="26"/>
-        </w:rPr>
-        <w:t xml:space="preserve"> </w:t>
-      </w:r>
-      <w:r>
-        <w:rPr>
-          <w:sz w:val="26"/>
+          <w:szCs w:val="22"/>
+        </w:rPr>
+        <w:t xml:space="preserve"> </w:t>
+      </w:r>
+      <w:r>
+        <w:rPr>
+          <w:rFonts w:ascii="Times New Roman" w:hAnsi="Times New Roman" w:eastAsia="Times New Roman" w:cs="Times New Roman"/>
+          <w:sz w:val="26"/>
+          <w:szCs w:val="22"/>
         </w:rPr>
         <w:t>du</w:t>
       </w:r>
       <w:r>
         <w:rPr>
+          <w:rFonts w:ascii="Times New Roman" w:hAnsi="Times New Roman" w:eastAsia="Times New Roman" w:cs="Times New Roman"/>
           <w:spacing w:val="-5"/>
           <w:sz w:val="26"/>
-        </w:rPr>
-        <w:t xml:space="preserve"> </w:t>
-      </w:r>
-      <w:r>
-        <w:rPr>
+          <w:szCs w:val="22"/>
+        </w:rPr>
+        <w:t xml:space="preserve"> </w:t>
+      </w:r>
+      <w:r>
+        <w:rPr>
+          <w:rFonts w:ascii="Times New Roman" w:hAnsi="Times New Roman" w:eastAsia="Times New Roman" w:cs="Times New Roman"/>
           <w:spacing w:val="-2"/>
           <w:sz w:val="26"/>
+          <w:szCs w:val="22"/>
         </w:rPr>
         <w:t>médecin.</w:t>
       </w:r>
@@ -762,71 +1268,130 @@
         <w:ind w:left="141"/>
       </w:pPr>
       <w:r>
+        <w:rPr>
+          <w:rFonts w:ascii="Times New Roman" w:hAnsi="Times New Roman" w:eastAsia="Times New Roman" w:cs="Times New Roman"/>
+          <w:sz w:val="26"/>
+          <w:szCs w:val="26"/>
+        </w:rPr>
         <w:t>Veuillez</w:t>
       </w:r>
       <w:r>
         <w:rPr>
+          <w:rFonts w:ascii="Times New Roman" w:hAnsi="Times New Roman" w:eastAsia="Times New Roman" w:cs="Times New Roman"/>
           <w:spacing w:val="-9"/>
-        </w:rPr>
-        <w:t xml:space="preserve"> </w:t>
-      </w:r>
-      <w:r>
+          <w:sz w:val="26"/>
+          <w:szCs w:val="26"/>
+        </w:rPr>
+        <w:t xml:space="preserve"> </w:t>
+      </w:r>
+      <w:r>
+        <w:rPr>
+          <w:rFonts w:ascii="Times New Roman" w:hAnsi="Times New Roman" w:eastAsia="Times New Roman" w:cs="Times New Roman"/>
+          <w:sz w:val="26"/>
+          <w:szCs w:val="26"/>
+        </w:rPr>
         <w:t>agréer,</w:t>
       </w:r>
       <w:r>
         <w:rPr>
+          <w:rFonts w:ascii="Times New Roman" w:hAnsi="Times New Roman" w:eastAsia="Times New Roman" w:cs="Times New Roman"/>
           <w:spacing w:val="-6"/>
-        </w:rPr>
-        <w:t xml:space="preserve"> </w:t>
-      </w:r>
-      <w:r>
+          <w:sz w:val="26"/>
+          <w:szCs w:val="26"/>
+        </w:rPr>
+        <w:t xml:space="preserve"> </w:t>
+      </w:r>
+      <w:r>
+        <w:rPr>
+          <w:rFonts w:ascii="Times New Roman" w:hAnsi="Times New Roman" w:eastAsia="Times New Roman" w:cs="Times New Roman"/>
+          <w:sz w:val="26"/>
+          <w:szCs w:val="26"/>
+        </w:rPr>
         <w:t>Monsieur,</w:t>
       </w:r>
       <w:r>
         <w:rPr>
+          <w:rFonts w:ascii="Times New Roman" w:hAnsi="Times New Roman" w:eastAsia="Times New Roman" w:cs="Times New Roman"/>
           <w:spacing w:val="-8"/>
-        </w:rPr>
-        <w:t xml:space="preserve"> </w:t>
-      </w:r>
-      <w:r>
+          <w:sz w:val="26"/>
+          <w:szCs w:val="26"/>
+        </w:rPr>
+        <w:t xml:space="preserve"> </w:t>
+      </w:r>
+      <w:r>
+        <w:rPr>
+          <w:rFonts w:ascii="Times New Roman" w:hAnsi="Times New Roman" w:eastAsia="Times New Roman" w:cs="Times New Roman"/>
+          <w:sz w:val="26"/>
+          <w:szCs w:val="26"/>
+        </w:rPr>
         <w:t>l’expression</w:t>
       </w:r>
       <w:r>
         <w:rPr>
+          <w:rFonts w:ascii="Times New Roman" w:hAnsi="Times New Roman" w:eastAsia="Times New Roman" w:cs="Times New Roman"/>
           <w:spacing w:val="-8"/>
-        </w:rPr>
-        <w:t xml:space="preserve"> </w:t>
-      </w:r>
-      <w:r>
+          <w:sz w:val="26"/>
+          <w:szCs w:val="26"/>
+        </w:rPr>
+        <w:t xml:space="preserve"> </w:t>
+      </w:r>
+      <w:r>
+        <w:rPr>
+          <w:rFonts w:ascii="Times New Roman" w:hAnsi="Times New Roman" w:eastAsia="Times New Roman" w:cs="Times New Roman"/>
+          <w:sz w:val="26"/>
+          <w:szCs w:val="26"/>
+        </w:rPr>
         <w:t>de</w:t>
       </w:r>
       <w:r>
         <w:rPr>
+          <w:rFonts w:ascii="Times New Roman" w:hAnsi="Times New Roman" w:eastAsia="Times New Roman" w:cs="Times New Roman"/>
           <w:spacing w:val="-8"/>
-        </w:rPr>
-        <w:t xml:space="preserve"> </w:t>
-      </w:r>
-      <w:r>
+          <w:sz w:val="26"/>
+          <w:szCs w:val="26"/>
+        </w:rPr>
+        <w:t xml:space="preserve"> </w:t>
+      </w:r>
+      <w:r>
+        <w:rPr>
+          <w:rFonts w:ascii="Times New Roman" w:hAnsi="Times New Roman" w:eastAsia="Times New Roman" w:cs="Times New Roman"/>
+          <w:sz w:val="26"/>
+          <w:szCs w:val="26"/>
+        </w:rPr>
         <w:t>mes</w:t>
       </w:r>
       <w:r>
         <w:rPr>
+          <w:rFonts w:ascii="Times New Roman" w:hAnsi="Times New Roman" w:eastAsia="Times New Roman" w:cs="Times New Roman"/>
           <w:spacing w:val="-9"/>
-        </w:rPr>
-        <w:t xml:space="preserve"> </w:t>
-      </w:r>
-      <w:r>
+          <w:sz w:val="26"/>
+          <w:szCs w:val="26"/>
+        </w:rPr>
+        <w:t xml:space="preserve"> </w:t>
+      </w:r>
+      <w:r>
+        <w:rPr>
+          <w:rFonts w:ascii="Times New Roman" w:hAnsi="Times New Roman" w:eastAsia="Times New Roman" w:cs="Times New Roman"/>
+          <w:sz w:val="26"/>
+          <w:szCs w:val="26"/>
+        </w:rPr>
         <w:t>salutations</w:t>
       </w:r>
       <w:r>
         <w:rPr>
+          <w:rFonts w:ascii="Times New Roman" w:hAnsi="Times New Roman" w:eastAsia="Times New Roman" w:cs="Times New Roman"/>
           <w:spacing w:val="-10"/>
-        </w:rPr>
-        <w:t xml:space="preserve"> </w:t>
-      </w:r>
-      <w:r>
-        <w:rPr>
+          <w:sz w:val="26"/>
+          <w:szCs w:val="26"/>
+        </w:rPr>
+        <w:t xml:space="preserve"> </w:t>
+      </w:r>
+      <w:r>
+        <w:rPr>
+          <w:rFonts w:ascii="Times New Roman" w:hAnsi="Times New Roman" w:eastAsia="Times New Roman" w:cs="Times New Roman"/>
           <w:spacing w:val="-2"/>
+          <w:sz w:val="26"/>
+          <w:szCs w:val="26"/>
         </w:rPr>
         <w:t>distinguées.</w:t>
       </w:r>
@@ -863,10 +1428,11 @@
       </w:pPr>
       <w:r>
         <w:rPr>
-          <w:rFonts w:ascii="Palatino Linotype"/>
+          <w:rFonts w:ascii="Palatino Linotype" w:hAnsi="Times New Roman" w:eastAsia="Times New Roman" w:cs="Times New Roman"/>
           <w:color w:val="0D0D0D"/>
           <w:spacing w:val="-2"/>
           <w:sz w:val="23"/>
+          <w:szCs w:val="22"/>
         </w:rPr>
         <w:t>Signature</w:t>
       </w:r>
@@ -877,8 +1443,6 @@
       <w:type w:val="continuous"/>
       <w:pgSz w:w="11910" w:h="16840"/>
       <w:pgMar w:top="1840" w:right="1417" w:bottom="1080" w:left="1275" w:header="393" w:footer="883" w:gutter="0"/>
-      <w:pgNumType w:start="1"/>
-      <w:cols w:space="720"/>
     </w:sectPr>
   </w:body>
 </w:document>
@@ -904,7 +1468,7 @@
 </file>
 
 <file path=word/footer1.xml><?xml version="1.0" encoding="utf-8"?>
-<w:ftr xmlns:wpc="http://schemas.microsoft.com/office/word/2010/wordprocessingCanvas" xmlns:cx="http://schemas.microsoft.com/office/drawing/2014/chartex" xmlns:cx1="http://schemas.microsoft.com/office/drawing/2015/9/8/chartex" xmlns:cx2="http://schemas.microsoft.com/office/drawing/2015/10/21/chartex" xmlns:cx3="http://schemas.microsoft.com/office/drawing/2016/5/9/chartex" xmlns:cx4="http://schemas.microsoft.com/office/drawing/2016/5/10/chartex" xmlns:cx5="http://schemas.microsoft.com/office/drawing/2016/5/11/chartex" xmlns:cx6="http://schemas.microsoft.com/office/drawing/2016/5/12/chartex" xmlns:cx7="http://schemas.microsoft.com/office/drawing/2016/5/13/chartex" xmlns:cx8="http://schemas.microsoft.com/office/drawing/2016/5/14/chartex" xmlns:mc="http://schemas.openxmlformats.org/markup-compatibility/2006" xmlns:aink="http://schemas.microsoft.com/office/drawing/2016/ink" xmlns:am3d="http://schemas.microsoft.com/office/drawing/2017/model3d" xmlns:o="urn:schemas-microsoft-com:office:office" xmlns:oel="http://schemas.microsoft.com/office/2019/extlst" xmlns:r="http://schemas.openxmlformats.org/officeDocument/2006/relationships" xmlns:m="http://schemas.openxmlformats.org/officeDocument/2006/math" xmlns:v="urn:schemas-microsoft-com:vml" xmlns:wp14="http://schemas.microsoft.com/office/word/2010/wordprocessingDrawing" xmlns:wp="http://schemas.openxmlformats.org/drawingml/2006/wordprocessingDrawing" xmlns:w10="urn:schemas-microsoft-com:office:word" xmlns:w="http://schemas.openxmlformats.org/wordprocessingml/2006/main" xmlns:w14="http://schemas.microsoft.com/office/word/2010/wordml" xmlns:w15="http://schemas.microsoft.com/office/word/2012/wordml" xmlns:w16cex="http://schemas.microsoft.com/office/word/2018/wordml/cex" xmlns:w16cid="http://schemas.microsoft.com/office/word/2016/wordml/cid" xmlns:w16="http://schemas.microsoft.com/office/word/2018/wordml" xmlns:w16du="http://schemas.microsoft.com/office/word/2023/wordml/word16du" xmlns:w16sdtdh="http://schemas.microsoft.com/office/word/2020/wordml/sdtdatahash" xmlns:w16sdtfl="http://schemas.microsoft.com/office/word/2024/wordml/sdtformatlock" xmlns:w16se="http://schemas.microsoft.com/office/word/2015/wordml/symex" xmlns:wpg="http://schemas.microsoft.com/office/word/2010/wordprocessingGroup" xmlns:wpi="http://schemas.microsoft.com/office/word/2010/wordprocessingInk" xmlns:wne="http://schemas.microsoft.com/office/word/2006/wordml" xmlns:wps="http://schemas.microsoft.com/office/word/2010/wordprocessingShape" mc:Ignorable="w14 w15 w16se w16cid w16 w16cex w16sdtdh w16sdtfl w16du wp14">
+<w:ftr xmlns:wpc="http://schemas.microsoft.com/office/word/2010/wordprocessingCanvas" xmlns:mc="http://schemas.openxmlformats.org/markup-compatibility/2006" xmlns:o="urn:schemas-microsoft-com:office:office" xmlns:r="http://schemas.openxmlformats.org/officeDocument/2006/relationships" xmlns:m="http://schemas.openxmlformats.org/officeDocument/2006/math" xmlns:v="urn:schemas-microsoft-com:vml" xmlns:wp14="http://schemas.microsoft.com/office/word/2010/wordprocessingDrawing" xmlns:wp="http://schemas.openxmlformats.org/drawingml/2006/wordprocessingDrawing" xmlns:w10="urn:schemas-microsoft-com:office:word" xmlns:w="http://schemas.openxmlformats.org/wordprocessingml/2006/main" xmlns:w14="http://schemas.microsoft.com/office/word/2010/wordml" xmlns:w15="http://schemas.microsoft.com/office/word/2012/wordml" xmlns:w16se="http://schemas.microsoft.com/office/word/2015/wordml/symex" xmlns:w16cid="http://schemas.microsoft.com/office/word/2016/wordml/cid" xmlns:w16="http://schemas.microsoft.com/office/word/2018/wordml" xmlns:w16cex="http://schemas.microsoft.com/office/word/2018/wordml/cex" xmlns:w16sdtdh="http://schemas.microsoft.com/office/word/2020/wordml/sdtdatahash" xmlns:wne="http://schemas.microsoft.com/office/word/2006/wordml" xmlns:wpg="http://schemas.microsoft.com/office/word/2010/wordprocessingGroup" xmlns:wps="http://schemas.microsoft.com/office/word/2010/wordprocessingShape">
   <w:p>
     <w:pPr>
       <w:pStyle w:val="Corpsdetexte"/>
@@ -915,571 +1479,42 @@
     </w:pPr>
     <w:r>
       <w:rPr>
-        <w:noProof/>
         <w:sz w:val="20"/>
       </w:rPr>
-      <mc:AlternateContent>
-        <mc:Choice Requires="wps">
-          <w:drawing>
-            <wp:anchor distT="0" distB="0" distL="0" distR="0" simplePos="0" relativeHeight="487550976" behindDoc="1" locked="0" layoutInCell="1" allowOverlap="1" wp14:anchorId="25E6CC8A" wp14:editId="2241A313">
-              <wp:simplePos x="0" y="0"/>
-              <wp:positionH relativeFrom="page">
-                <wp:posOffset>2447925</wp:posOffset>
-              </wp:positionH>
-              <wp:positionV relativeFrom="page">
-                <wp:posOffset>9992055</wp:posOffset>
-              </wp:positionV>
-              <wp:extent cx="3117215" cy="464820"/>
-              <wp:effectExtent l="0" t="0" r="0" b="0"/>
-              <wp:wrapNone/>
-              <wp:docPr id="4" name="Textbox 4"/>
-              <wp:cNvGraphicFramePr>
-                <a:graphicFrameLocks xmlns:a="http://schemas.openxmlformats.org/drawingml/2006/main"/>
-              </wp:cNvGraphicFramePr>
-              <a:graphic xmlns:a="http://schemas.openxmlformats.org/drawingml/2006/main">
-                <a:graphicData uri="http://schemas.microsoft.com/office/word/2010/wordprocessingShape">
-                  <wps:wsp>
-                    <wps:cNvSpPr txBox="1">
-                      <a:spLocks/>
-                    </wps:cNvSpPr>
-                    <wps:spPr>
-                      <a:xfrm>
-                        <a:off x="0" y="0"/>
-                        <a:ext cx="3117215" cy="464820"/>
-                      </a:xfrm>
-                      <a:prstGeom prst="rect">
-                        <a:avLst/>
-                      </a:prstGeom>
-                    </wps:spPr>
-                    <wps:txbx>
-                      <w:txbxContent>
-                        <w:p>
-                          <w:pPr>
-                            <w:spacing w:line="225" w:lineRule="exact"/>
-                            <w:jc w:val="center"/>
-                            <w:rPr>
-                              <w:rFonts w:ascii="Calibri" w:hAnsi="Calibri"/>
-                              <w:sz w:val="20"/>
-                            </w:rPr>
-                          </w:pPr>
-                          <w:r>
-                            <w:rPr>
-                              <w:rFonts w:ascii="Calibri" w:hAnsi="Calibri"/>
-                              <w:sz w:val="20"/>
-                            </w:rPr>
-                            <w:t>Cité</w:t>
-                          </w:r>
-                          <w:r>
-                            <w:rPr>
-                              <w:rFonts w:ascii="Calibri" w:hAnsi="Calibri"/>
-                              <w:spacing w:val="-4"/>
-                              <w:sz w:val="20"/>
-                            </w:rPr>
-                            <w:t xml:space="preserve"> </w:t>
-                          </w:r>
-                          <w:r>
-                            <w:rPr>
-                              <w:rFonts w:ascii="Calibri" w:hAnsi="Calibri"/>
-                              <w:sz w:val="20"/>
-                            </w:rPr>
-                            <w:t>des</w:t>
-                          </w:r>
-                          <w:r>
-                            <w:rPr>
-                              <w:rFonts w:ascii="Calibri" w:hAnsi="Calibri"/>
-                              <w:spacing w:val="-5"/>
-                              <w:sz w:val="20"/>
-                            </w:rPr>
-                            <w:t xml:space="preserve"> </w:t>
-                          </w:r>
-                          <w:r>
-                            <w:rPr>
-                              <w:rFonts w:ascii="Calibri" w:hAnsi="Calibri"/>
-                              <w:sz w:val="20"/>
-                            </w:rPr>
-                            <w:t>Métiers</w:t>
-                          </w:r>
-                          <w:r>
-                            <w:rPr>
-                              <w:rFonts w:ascii="Calibri" w:hAnsi="Calibri"/>
-                              <w:spacing w:val="-4"/>
-                              <w:sz w:val="20"/>
-                            </w:rPr>
-                            <w:t xml:space="preserve"> </w:t>
-                          </w:r>
-                          <w:r>
-                            <w:rPr>
-                              <w:rFonts w:ascii="Calibri" w:hAnsi="Calibri"/>
-                              <w:sz w:val="20"/>
-                            </w:rPr>
-                            <w:t>et</w:t>
-                          </w:r>
-                          <w:r>
-                            <w:rPr>
-                              <w:rFonts w:ascii="Calibri" w:hAnsi="Calibri"/>
-                              <w:spacing w:val="-7"/>
-                              <w:sz w:val="20"/>
-                            </w:rPr>
-                            <w:t xml:space="preserve"> </w:t>
-                          </w:r>
-                          <w:r>
-                            <w:rPr>
-                              <w:rFonts w:ascii="Calibri" w:hAnsi="Calibri"/>
-                              <w:sz w:val="20"/>
-                            </w:rPr>
-                            <w:t>des</w:t>
-                          </w:r>
-                          <w:r>
-                            <w:rPr>
-                              <w:rFonts w:ascii="Calibri" w:hAnsi="Calibri"/>
-                              <w:spacing w:val="-10"/>
-                              <w:sz w:val="20"/>
-                            </w:rPr>
-                            <w:t xml:space="preserve"> </w:t>
-                          </w:r>
-                          <w:r>
-                            <w:rPr>
-                              <w:rFonts w:ascii="Calibri" w:hAnsi="Calibri"/>
-                              <w:sz w:val="20"/>
-                            </w:rPr>
-                            <w:t>Compétences</w:t>
-                          </w:r>
-                          <w:r>
-                            <w:rPr>
-                              <w:rFonts w:ascii="Calibri" w:hAnsi="Calibri"/>
-                              <w:spacing w:val="-3"/>
-                              <w:sz w:val="20"/>
-                            </w:rPr>
-                            <w:t xml:space="preserve"> </w:t>
-                          </w:r>
-                          <w:r>
-                            <w:rPr>
-                              <w:rFonts w:ascii="Calibri" w:hAnsi="Calibri"/>
-                              <w:sz w:val="20"/>
-                            </w:rPr>
-                            <w:t>–</w:t>
-                          </w:r>
-                          <w:r>
-                            <w:rPr>
-                              <w:rFonts w:ascii="Calibri" w:hAnsi="Calibri"/>
-                              <w:spacing w:val="-7"/>
-                              <w:sz w:val="20"/>
-                            </w:rPr>
-                            <w:t xml:space="preserve"> </w:t>
-                          </w:r>
-                          <w:r>
-                            <w:rPr>
-                              <w:rFonts w:ascii="Calibri" w:hAnsi="Calibri"/>
-                              <w:sz w:val="20"/>
-                            </w:rPr>
-                            <w:t>Béni</w:t>
-                          </w:r>
-                          <w:r>
-                            <w:rPr>
-                              <w:rFonts w:ascii="Calibri" w:hAnsi="Calibri"/>
-                              <w:spacing w:val="-6"/>
-                              <w:sz w:val="20"/>
-                            </w:rPr>
-                            <w:t xml:space="preserve"> </w:t>
-                          </w:r>
-                          <w:r>
-                            <w:rPr>
-                              <w:rFonts w:ascii="Calibri" w:hAnsi="Calibri"/>
-                              <w:sz w:val="20"/>
-                            </w:rPr>
-                            <w:t>Mellal-</w:t>
-                          </w:r>
-                          <w:r>
-                            <w:rPr>
-                              <w:rFonts w:ascii="Calibri" w:hAnsi="Calibri"/>
-                              <w:spacing w:val="-2"/>
-                              <w:sz w:val="20"/>
-                            </w:rPr>
-                            <w:t>Khénifra</w:t>
-                          </w:r>
-                        </w:p>
-                        <w:p>
-                          <w:pPr>
-                            <w:spacing w:before="1"/>
-                            <w:ind w:left="391" w:right="386"/>
-                            <w:jc w:val="center"/>
-                            <w:rPr>
-                              <w:rFonts w:ascii="Calibri" w:hAnsi="Calibri"/>
-                              <w:sz w:val="20"/>
-                            </w:rPr>
-                          </w:pPr>
-                          <w:r>
-                            <w:rPr>
-                              <w:rFonts w:ascii="Calibri" w:hAnsi="Calibri"/>
-                              <w:sz w:val="20"/>
-                            </w:rPr>
-                            <w:t>Zone</w:t>
-                          </w:r>
-                          <w:r>
-                            <w:rPr>
-                              <w:rFonts w:ascii="Calibri" w:hAnsi="Calibri"/>
-                              <w:spacing w:val="-6"/>
-                              <w:sz w:val="20"/>
-                            </w:rPr>
-                            <w:t xml:space="preserve"> </w:t>
-                          </w:r>
-                          <w:r>
-                            <w:rPr>
-                              <w:rFonts w:ascii="Calibri" w:hAnsi="Calibri"/>
-                              <w:sz w:val="20"/>
-                            </w:rPr>
-                            <w:t>Agropole</w:t>
-                          </w:r>
-                          <w:r>
-                            <w:rPr>
-                              <w:rFonts w:ascii="Calibri" w:hAnsi="Calibri"/>
-                              <w:spacing w:val="-9"/>
-                              <w:sz w:val="20"/>
-                            </w:rPr>
-                            <w:t xml:space="preserve"> </w:t>
-                          </w:r>
-                          <w:r>
-                            <w:rPr>
-                              <w:rFonts w:ascii="Calibri" w:hAnsi="Calibri"/>
-                              <w:sz w:val="20"/>
-                            </w:rPr>
-                            <w:t>–</w:t>
-                          </w:r>
-                          <w:r>
-                            <w:rPr>
-                              <w:rFonts w:ascii="Calibri" w:hAnsi="Calibri"/>
-                              <w:spacing w:val="-10"/>
-                              <w:sz w:val="20"/>
-                            </w:rPr>
-                            <w:t xml:space="preserve"> </w:t>
-                          </w:r>
-                          <w:r>
-                            <w:rPr>
-                              <w:rFonts w:ascii="Calibri" w:hAnsi="Calibri"/>
-                              <w:sz w:val="20"/>
-                            </w:rPr>
-                            <w:t>20340.</w:t>
-                          </w:r>
-                          <w:r>
-                            <w:rPr>
-                              <w:rFonts w:ascii="Calibri" w:hAnsi="Calibri"/>
-                              <w:spacing w:val="-5"/>
-                              <w:sz w:val="20"/>
-                            </w:rPr>
-                            <w:t xml:space="preserve"> </w:t>
-                          </w:r>
-                          <w:r>
-                            <w:rPr>
-                              <w:rFonts w:ascii="Calibri" w:hAnsi="Calibri"/>
-                              <w:sz w:val="20"/>
-                            </w:rPr>
-                            <w:t>Béni</w:t>
-                          </w:r>
-                          <w:r>
-                            <w:rPr>
-                              <w:rFonts w:ascii="Calibri" w:hAnsi="Calibri"/>
-                              <w:spacing w:val="-9"/>
-                              <w:sz w:val="20"/>
-                            </w:rPr>
-                            <w:t xml:space="preserve"> </w:t>
-                          </w:r>
-                          <w:r>
-                            <w:rPr>
-                              <w:rFonts w:ascii="Calibri" w:hAnsi="Calibri"/>
-                              <w:sz w:val="20"/>
-                            </w:rPr>
-                            <w:t xml:space="preserve">Mellal </w:t>
-                          </w:r>
-                          <w:hyperlink r:id="rId1">
-                            <w:r>
-                              <w:rPr>
-                                <w:rFonts w:ascii="Calibri" w:hAnsi="Calibri"/>
-                                <w:color w:val="0462C1"/>
-                                <w:spacing w:val="-2"/>
-                                <w:sz w:val="20"/>
-                                <w:u w:val="single" w:color="0462C1"/>
-                              </w:rPr>
-                              <w:t>www.cmc.ac.ma</w:t>
-                            </w:r>
-                          </w:hyperlink>
-                        </w:p>
-                      </w:txbxContent>
-                    </wps:txbx>
-                    <wps:bodyPr wrap="square" lIns="0" tIns="0" rIns="0" bIns="0" rtlCol="0">
-                      <a:noAutofit/>
-                    </wps:bodyPr>
-                  </wps:wsp>
-                </a:graphicData>
-              </a:graphic>
-            </wp:anchor>
-          </w:drawing>
-        </mc:Choice>
-        <mc:Fallback>
-          <w:pict>
-            <v:shapetype w14:anchorId="25E6CC8A" id="_x0000_t202" coordsize="21600,21600" o:spt="202" path="m,l,21600r21600,l21600,xe">
-              <v:stroke joinstyle="miter"/>
-              <v:path gradientshapeok="t" o:connecttype="rect"/>
-            </v:shapetype>
-            <v:shape id="Textbox 4" o:spid="_x0000_s1027" type="#_x0000_t202" style="position:absolute;margin-left:192.75pt;margin-top:786.8pt;width:245.45pt;height:36.6pt;z-index:-15765504;visibility:visible;mso-wrap-style:square;mso-wrap-distance-left:0;mso-wrap-distance-top:0;mso-wrap-distance-right:0;mso-wrap-distance-bottom:0;mso-position-horizontal:absolute;mso-position-horizontal-relative:page;mso-position-vertical:absolute;mso-position-vertical-relative:page;v-text-anchor:top" o:gfxdata="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" filled="f" stroked="f">
-              <v:textbox inset="0,0,0,0">
-                <w:txbxContent>
-                  <w:p>
-                    <w:pPr>
-                      <w:spacing w:line="225" w:lineRule="exact"/>
-                      <w:jc w:val="center"/>
-                      <w:rPr>
-                        <w:rFonts w:ascii="Calibri" w:hAnsi="Calibri"/>
-                        <w:sz w:val="20"/>
-                      </w:rPr>
-                    </w:pPr>
-                    <w:r>
-                      <w:rPr>
-                        <w:rFonts w:ascii="Calibri" w:hAnsi="Calibri"/>
-                        <w:sz w:val="20"/>
-                      </w:rPr>
-                      <w:t>Cité</w:t>
-                    </w:r>
-                    <w:r>
-                      <w:rPr>
-                        <w:rFonts w:ascii="Calibri" w:hAnsi="Calibri"/>
-                        <w:spacing w:val="-4"/>
-                        <w:sz w:val="20"/>
-                      </w:rPr>
-                      <w:t xml:space="preserve"> </w:t>
-                    </w:r>
-                    <w:r>
-                      <w:rPr>
-                        <w:rFonts w:ascii="Calibri" w:hAnsi="Calibri"/>
-                        <w:sz w:val="20"/>
-                      </w:rPr>
-                      <w:t>des</w:t>
-                    </w:r>
-                    <w:r>
-                      <w:rPr>
-                        <w:rFonts w:ascii="Calibri" w:hAnsi="Calibri"/>
-                        <w:spacing w:val="-5"/>
-                        <w:sz w:val="20"/>
-                      </w:rPr>
-                      <w:t xml:space="preserve"> </w:t>
-                    </w:r>
-                    <w:r>
-                      <w:rPr>
-                        <w:rFonts w:ascii="Calibri" w:hAnsi="Calibri"/>
-                        <w:sz w:val="20"/>
-                      </w:rPr>
-                      <w:t>Métiers</w:t>
-                    </w:r>
-                    <w:r>
-                      <w:rPr>
-                        <w:rFonts w:ascii="Calibri" w:hAnsi="Calibri"/>
-                        <w:spacing w:val="-4"/>
-                        <w:sz w:val="20"/>
-                      </w:rPr>
-                      <w:t xml:space="preserve"> </w:t>
-                    </w:r>
-                    <w:r>
-                      <w:rPr>
-                        <w:rFonts w:ascii="Calibri" w:hAnsi="Calibri"/>
-                        <w:sz w:val="20"/>
-                      </w:rPr>
-                      <w:t>et</w:t>
-                    </w:r>
-                    <w:r>
-                      <w:rPr>
-                        <w:rFonts w:ascii="Calibri" w:hAnsi="Calibri"/>
-                        <w:spacing w:val="-7"/>
-                        <w:sz w:val="20"/>
-                      </w:rPr>
-                      <w:t xml:space="preserve"> </w:t>
-                    </w:r>
-                    <w:r>
-                      <w:rPr>
-                        <w:rFonts w:ascii="Calibri" w:hAnsi="Calibri"/>
-                        <w:sz w:val="20"/>
-                      </w:rPr>
-                      <w:t>des</w:t>
-                    </w:r>
-                    <w:r>
-                      <w:rPr>
-                        <w:rFonts w:ascii="Calibri" w:hAnsi="Calibri"/>
-                        <w:spacing w:val="-10"/>
-                        <w:sz w:val="20"/>
-                      </w:rPr>
-                      <w:t xml:space="preserve"> </w:t>
-                    </w:r>
-                    <w:r>
-                      <w:rPr>
-                        <w:rFonts w:ascii="Calibri" w:hAnsi="Calibri"/>
-                        <w:sz w:val="20"/>
-                      </w:rPr>
-                      <w:t>Compétences</w:t>
-                    </w:r>
-                    <w:r>
-                      <w:rPr>
-                        <w:rFonts w:ascii="Calibri" w:hAnsi="Calibri"/>
-                        <w:spacing w:val="-3"/>
-                        <w:sz w:val="20"/>
-                      </w:rPr>
-                      <w:t xml:space="preserve"> </w:t>
-                    </w:r>
-                    <w:r>
-                      <w:rPr>
-                        <w:rFonts w:ascii="Calibri" w:hAnsi="Calibri"/>
-                        <w:sz w:val="20"/>
-                      </w:rPr>
-                      <w:t>–</w:t>
-                    </w:r>
-                    <w:r>
-                      <w:rPr>
-                        <w:rFonts w:ascii="Calibri" w:hAnsi="Calibri"/>
-                        <w:spacing w:val="-7"/>
-                        <w:sz w:val="20"/>
-                      </w:rPr>
-                      <w:t xml:space="preserve"> </w:t>
-                    </w:r>
-                    <w:r>
-                      <w:rPr>
-                        <w:rFonts w:ascii="Calibri" w:hAnsi="Calibri"/>
-                        <w:sz w:val="20"/>
-                      </w:rPr>
-                      <w:t>Béni</w:t>
-                    </w:r>
-                    <w:r>
-                      <w:rPr>
-                        <w:rFonts w:ascii="Calibri" w:hAnsi="Calibri"/>
-                        <w:spacing w:val="-6"/>
-                        <w:sz w:val="20"/>
-                      </w:rPr>
-                      <w:t xml:space="preserve"> </w:t>
-                    </w:r>
-                    <w:r>
-                      <w:rPr>
-                        <w:rFonts w:ascii="Calibri" w:hAnsi="Calibri"/>
-                        <w:sz w:val="20"/>
-                      </w:rPr>
-                      <w:t>Mellal-</w:t>
-                    </w:r>
-                    <w:r>
-                      <w:rPr>
-                        <w:rFonts w:ascii="Calibri" w:hAnsi="Calibri"/>
-                        <w:spacing w:val="-2"/>
-                        <w:sz w:val="20"/>
-                      </w:rPr>
-                      <w:t>Khénifra</w:t>
-                    </w:r>
-                  </w:p>
-                  <w:p>
-                    <w:pPr>
-                      <w:spacing w:before="1"/>
-                      <w:ind w:left="391" w:right="386"/>
-                      <w:jc w:val="center"/>
-                      <w:rPr>
-                        <w:rFonts w:ascii="Calibri" w:hAnsi="Calibri"/>
-                        <w:sz w:val="20"/>
-                      </w:rPr>
-                    </w:pPr>
-                    <w:r>
-                      <w:rPr>
-                        <w:rFonts w:ascii="Calibri" w:hAnsi="Calibri"/>
-                        <w:sz w:val="20"/>
-                      </w:rPr>
-                      <w:t>Zone</w:t>
-                    </w:r>
-                    <w:r>
-                      <w:rPr>
-                        <w:rFonts w:ascii="Calibri" w:hAnsi="Calibri"/>
-                        <w:spacing w:val="-6"/>
-                        <w:sz w:val="20"/>
-                      </w:rPr>
-                      <w:t xml:space="preserve"> </w:t>
-                    </w:r>
-                    <w:r>
-                      <w:rPr>
-                        <w:rFonts w:ascii="Calibri" w:hAnsi="Calibri"/>
-                        <w:sz w:val="20"/>
-                      </w:rPr>
-                      <w:t>Agropole</w:t>
-                    </w:r>
-                    <w:r>
-                      <w:rPr>
-                        <w:rFonts w:ascii="Calibri" w:hAnsi="Calibri"/>
-                        <w:spacing w:val="-9"/>
-                        <w:sz w:val="20"/>
-                      </w:rPr>
-                      <w:t xml:space="preserve"> </w:t>
-                    </w:r>
-                    <w:r>
-                      <w:rPr>
-                        <w:rFonts w:ascii="Calibri" w:hAnsi="Calibri"/>
-                        <w:sz w:val="20"/>
-                      </w:rPr>
-                      <w:t>–</w:t>
-                    </w:r>
-                    <w:r>
-                      <w:rPr>
-                        <w:rFonts w:ascii="Calibri" w:hAnsi="Calibri"/>
-                        <w:spacing w:val="-10"/>
-                        <w:sz w:val="20"/>
-                      </w:rPr>
-                      <w:t xml:space="preserve"> </w:t>
-                    </w:r>
-                    <w:r>
-                      <w:rPr>
-                        <w:rFonts w:ascii="Calibri" w:hAnsi="Calibri"/>
-                        <w:sz w:val="20"/>
-                      </w:rPr>
-                      <w:t>20340.</w:t>
-                    </w:r>
-                    <w:r>
-                      <w:rPr>
-                        <w:rFonts w:ascii="Calibri" w:hAnsi="Calibri"/>
-                        <w:spacing w:val="-5"/>
-                        <w:sz w:val="20"/>
-                      </w:rPr>
-                      <w:t xml:space="preserve"> </w:t>
-                    </w:r>
-                    <w:r>
-                      <w:rPr>
-                        <w:rFonts w:ascii="Calibri" w:hAnsi="Calibri"/>
-                        <w:sz w:val="20"/>
-                      </w:rPr>
-                      <w:t>Béni</w:t>
-                    </w:r>
-                    <w:r>
-                      <w:rPr>
-                        <w:rFonts w:ascii="Calibri" w:hAnsi="Calibri"/>
-                        <w:spacing w:val="-9"/>
-                        <w:sz w:val="20"/>
-                      </w:rPr>
-                      <w:t xml:space="preserve"> </w:t>
-                    </w:r>
-                    <w:r>
-                      <w:rPr>
-                        <w:rFonts w:ascii="Calibri" w:hAnsi="Calibri"/>
-                        <w:sz w:val="20"/>
-                      </w:rPr>
-                      <w:t xml:space="preserve">Mellal </w:t>
-                    </w:r>
-                    <w:hyperlink r:id="rId2">
-                      <w:r>
-                        <w:rPr>
-                          <w:rFonts w:ascii="Calibri" w:hAnsi="Calibri"/>
-                          <w:color w:val="0462C1"/>
-                          <w:spacing w:val="-2"/>
-                          <w:sz w:val="20"/>
-                          <w:u w:val="single" w:color="0462C1"/>
-                        </w:rPr>
-                        <w:t>www.cmc.ac.ma</w:t>
-                      </w:r>
-                    </w:hyperlink>
-                  </w:p>
-                </w:txbxContent>
-              </v:textbox>
-              <w10:wrap anchorx="page" anchory="page"/>
-            </v:shape>
-          </w:pict>
-        </mc:Fallback>
-      </mc:AlternateContent>
+      <w:drawing>
+        <wp:anchor distT="0" distB="0" distL="0" distR="0" simplePos="0" relativeHeight="251658240" behindDoc="1" locked="0" layoutInCell="1" allowOverlap="1">
+          <wp:simplePos x="0" y="0"/>
+          <wp:positionH relativeFrom="page">
+            <wp:posOffset>2447925</wp:posOffset>
+          </wp:positionH>
+          <wp:positionV relativeFrom="page">
+            <wp:posOffset>9992055</wp:posOffset>
+          </wp:positionV>
+          <wp:extent cx="3117215" cy="464820"/>
+          <wp:effectExtent l="0" t="0" r="0" b="0"/>
+          <wp:wrapNone/>
+          <wp:docPr id="4" name="Shape 4"/>
+          <wp:cNvGraphicFramePr/>
+          <a:graphic xmlns:a="http://schemas.openxmlformats.org/drawingml/2006/main">
+            <a:graphicData uri="http://schemas.microsoft.com/office/word/2010/wordprocessingShape">
+              <wps:wsp>
+                <wps:cNvSpPr/>
+                <wps:spPr>
+                  <a:xfrm>
+                    <a:off x="0" y="0"/>
+                    <a:ext cx="3117215" cy="464820"/>
+                  </a:xfrm>
+                  <a:prstGeom prst="rect">
+                    <a:avLst/>
+                  </a:prstGeom>
+                  <a:noFill/>
+                </wps:spPr>
+                <wps:bodyPr rot="0" vert="horz" lIns="0" tIns="0" rIns="0" bIns="0"/>
+              </wps:wsp>
+            </a:graphicData>
+          </a:graphic>
+        </wp:anchor>
+      </w:drawing>
     </w:r>
   </w:p>
 </w:ftr>
@@ -1505,7 +1540,7 @@
 </file>
 
 <file path=word/header1.xml><?xml version="1.0" encoding="utf-8"?>
-<w:hdr xmlns:wpc="http://schemas.microsoft.com/office/word/2010/wordprocessingCanvas" xmlns:cx="http://schemas.microsoft.com/office/drawing/2014/chartex" xmlns:cx1="http://schemas.microsoft.com/office/drawing/2015/9/8/chartex" xmlns:cx2="http://schemas.microsoft.com/office/drawing/2015/10/21/chartex" xmlns:cx3="http://schemas.microsoft.com/office/drawing/2016/5/9/chartex" xmlns:cx4="http://schemas.microsoft.com/office/drawing/2016/5/10/chartex" xmlns:cx5="http://schemas.microsoft.com/office/drawing/2016/5/11/chartex" xmlns:cx6="http://schemas.microsoft.com/office/drawing/2016/5/12/chartex" xmlns:cx7="http://schemas.microsoft.com/office/drawing/2016/5/13/chartex" xmlns:cx8="http://schemas.microsoft.com/office/drawing/2016/5/14/chartex" xmlns:mc="http://schemas.openxmlformats.org/markup-compatibility/2006" xmlns:aink="http://schemas.microsoft.com/office/drawing/2016/ink" xmlns:am3d="http://schemas.microsoft.com/office/drawing/2017/model3d" xmlns:o="urn:schemas-microsoft-com:office:office" xmlns:oel="http://schemas.microsoft.com/office/2019/extlst" xmlns:r="http://schemas.openxmlformats.org/officeDocument/2006/relationships" xmlns:m="http://schemas.openxmlformats.org/officeDocument/2006/math" xmlns:v="urn:schemas-microsoft-com:vml" xmlns:wp14="http://schemas.microsoft.com/office/word/2010/wordprocessingDrawing" xmlns:wp="http://schemas.openxmlformats.org/drawingml/2006/wordprocessingDrawing" xmlns:w10="urn:schemas-microsoft-com:office:word" xmlns:w="http://schemas.openxmlformats.org/wordprocessingml/2006/main" xmlns:w14="http://schemas.microsoft.com/office/word/2010/wordml" xmlns:w15="http://schemas.microsoft.com/office/word/2012/wordml" xmlns:w16cex="http://schemas.microsoft.com/office/word/2018/wordml/cex" xmlns:w16cid="http://schemas.microsoft.com/office/word/2016/wordml/cid" xmlns:w16="http://schemas.microsoft.com/office/word/2018/wordml" xmlns:w16du="http://schemas.microsoft.com/office/word/2023/wordml/word16du" xmlns:w16sdtdh="http://schemas.microsoft.com/office/word/2020/wordml/sdtdatahash" xmlns:w16sdtfl="http://schemas.microsoft.com/office/word/2024/wordml/sdtformatlock" xmlns:w16se="http://schemas.microsoft.com/office/word/2015/wordml/symex" xmlns:wpg="http://schemas.microsoft.com/office/word/2010/wordprocessingGroup" xmlns:wpi="http://schemas.microsoft.com/office/word/2010/wordprocessingInk" xmlns:wne="http://schemas.microsoft.com/office/word/2006/wordml" xmlns:wps="http://schemas.microsoft.com/office/word/2010/wordprocessingShape" mc:Ignorable="w14 w15 w16se w16cid w16 w16cex w16sdtdh w16sdtfl w16du wp14">
+<w:hdr xmlns:wpc="http://schemas.microsoft.com/office/word/2010/wordprocessingCanvas" xmlns:mc="http://schemas.openxmlformats.org/markup-compatibility/2006" xmlns:o="urn:schemas-microsoft-com:office:office" xmlns:r="http://schemas.openxmlformats.org/officeDocument/2006/relationships" xmlns:m="http://schemas.openxmlformats.org/officeDocument/2006/math" xmlns:v="urn:schemas-microsoft-com:vml" xmlns:wp14="http://schemas.microsoft.com/office/word/2010/wordprocessingDrawing" xmlns:wp="http://schemas.openxmlformats.org/drawingml/2006/wordprocessingDrawing" xmlns:w10="urn:schemas-microsoft-com:office:word" xmlns:w="http://schemas.openxmlformats.org/wordprocessingml/2006/main" xmlns:w14="http://schemas.microsoft.com/office/word/2010/wordml" xmlns:w15="http://schemas.microsoft.com/office/word/2012/wordml" xmlns:w16se="http://schemas.microsoft.com/office/word/2015/wordml/symex" xmlns:w16cid="http://schemas.microsoft.com/office/word/2016/wordml/cid" xmlns:w16="http://schemas.microsoft.com/office/word/2018/wordml" xmlns:w16cex="http://schemas.microsoft.com/office/word/2018/wordml/cex" xmlns:w16sdtdh="http://schemas.microsoft.com/office/word/2020/wordml/sdtdatahash" xmlns:wne="http://schemas.microsoft.com/office/word/2006/wordml" xmlns:wpg="http://schemas.microsoft.com/office/word/2010/wordprocessingGroup" xmlns:wps="http://schemas.microsoft.com/office/word/2010/wordprocessingShape">
   <w:p>
     <w:pPr>
       <w:pStyle w:val="Corpsdetexte"/>
@@ -1515,222 +1550,44 @@
       </w:rPr>
     </w:pPr>
     <w:r>
-      <w:rPr>
-        <w:noProof/>
-        <w:sz w:val="20"/>
-      </w:rPr>
-      <mc:AlternateContent>
-        <mc:Choice Requires="wps">
-          <w:drawing>
-            <wp:anchor distT="0" distB="0" distL="0" distR="0" simplePos="0" relativeHeight="251660288" behindDoc="1" locked="0" layoutInCell="1" allowOverlap="1" wp14:anchorId="3769B979" wp14:editId="224494FB">
-              <wp:simplePos x="0" y="0"/>
-              <wp:positionH relativeFrom="page">
-                <wp:posOffset>5463540</wp:posOffset>
-              </wp:positionH>
-              <wp:positionV relativeFrom="page">
-                <wp:posOffset>876300</wp:posOffset>
-              </wp:positionV>
-              <wp:extent cx="2004060" cy="251460"/>
-              <wp:effectExtent l="0" t="0" r="0" b="0"/>
-              <wp:wrapNone/>
-              <wp:docPr id="3" name="Textbox 3"/>
-              <wp:cNvGraphicFramePr>
-                <a:graphicFrameLocks xmlns:a="http://schemas.openxmlformats.org/drawingml/2006/main"/>
-              </wp:cNvGraphicFramePr>
-              <a:graphic xmlns:a="http://schemas.openxmlformats.org/drawingml/2006/main">
-                <a:graphicData uri="http://schemas.microsoft.com/office/word/2010/wordprocessingShape">
-                  <wps:wsp>
-                    <wps:cNvSpPr txBox="1">
-                      <a:spLocks/>
-                    </wps:cNvSpPr>
-                    <wps:spPr>
-                      <a:xfrm>
-                        <a:off x="0" y="0"/>
-                        <a:ext cx="2004060" cy="251460"/>
-                      </a:xfrm>
-                      <a:prstGeom prst="rect">
-                        <a:avLst/>
-                      </a:prstGeom>
-                    </wps:spPr>
-                    <wps:txbx>
-                      <w:txbxContent>
-                        <w:p>
-                          <w:pPr>
-                            <w:spacing w:before="10"/>
-                            <w:ind w:left="20"/>
-                            <w:rPr>
-                              <w:sz w:val="24"/>
-                            </w:rPr>
-                          </w:pPr>
-                          <w:r>
-                            <w:rPr>
-                              <w:sz w:val="24"/>
-                            </w:rPr>
-                            <w:t>Béni</w:t>
-                          </w:r>
-                          <w:r>
-                            <w:rPr>
-                              <w:spacing w:val="-12"/>
-                              <w:sz w:val="24"/>
-                            </w:rPr>
-                            <w:t xml:space="preserve"> </w:t>
-                          </w:r>
-                          <w:r>
-                            <w:rPr>
-                              <w:sz w:val="24"/>
-                            </w:rPr>
-                            <w:t>Mellal,</w:t>
-                          </w:r>
-                          <w:r>
-                            <w:rPr>
-                              <w:spacing w:val="3"/>
-                              <w:sz w:val="24"/>
-                            </w:rPr>
-                            <w:t xml:space="preserve"> </w:t>
-                          </w:r>
-                          <w:r>
-                            <w:rPr>
-                              <w:sz w:val="24"/>
-                            </w:rPr>
-                            <w:t>le</w:t>
-                          </w:r>
-                          <w:r>
-                            <w:rPr>
-                              <w:spacing w:val="-4"/>
-                              <w:sz w:val="24"/>
-                            </w:rPr>
-                            <w:t xml:space="preserve"> </w:t>
-                          </w:r>
-                          <w:r>
-                            <w:rPr>
-                              <w:spacing w:val="-2"/>
-                            </w:rPr>
-                            <w:t>${</w:t>
-                          </w:r>
-                          <w:proofErr w:type="spellStart"/>
-                          <w:r>
-                            <w:rPr>
-                              <w:spacing w:val="-2"/>
-                            </w:rPr>
-                            <w:t>current_date</w:t>
-                          </w:r>
-                          <w:proofErr w:type="spellEnd"/>
-                          <w:r>
-                            <w:rPr>
-                              <w:spacing w:val="-2"/>
-                            </w:rPr>
-                            <w:t>}</w:t>
-                          </w:r>
-                        </w:p>
-                      </w:txbxContent>
-                    </wps:txbx>
-                    <wps:bodyPr wrap="square" lIns="0" tIns="0" rIns="0" bIns="0" rtlCol="0">
-                      <a:noAutofit/>
-                    </wps:bodyPr>
-                  </wps:wsp>
-                </a:graphicData>
-              </a:graphic>
-              <wp14:sizeRelH relativeFrom="margin">
-                <wp14:pctWidth>0</wp14:pctWidth>
-              </wp14:sizeRelH>
-              <wp14:sizeRelV relativeFrom="margin">
-                <wp14:pctHeight>0</wp14:pctHeight>
-              </wp14:sizeRelV>
-            </wp:anchor>
-          </w:drawing>
-        </mc:Choice>
-        <mc:Fallback>
-          <w:pict>
-            <v:shapetype w14:anchorId="3769B979" id="_x0000_t202" coordsize="21600,21600" o:spt="202" path="m,l,21600r21600,l21600,xe">
-              <v:stroke joinstyle="miter"/>
-              <v:path gradientshapeok="t" o:connecttype="rect"/>
-            </v:shapetype>
-            <v:shape id="Textbox 3" o:spid="_x0000_s1026" type="#_x0000_t202" style="position:absolute;margin-left:430.2pt;margin-top:69pt;width:157.8pt;height:19.8pt;z-index:-251656192;visibility:visible;mso-wrap-style:square;mso-width-percent:0;mso-height-percent:0;mso-wrap-distance-left:0;mso-wrap-distance-top:0;mso-wrap-distance-right:0;mso-wrap-distance-bottom:0;mso-position-horizontal:absolute;mso-position-horizontal-relative:page;mso-position-vertical:absolute;mso-position-vertical-relative:page;mso-width-percent:0;mso-height-percent:0;mso-width-relative:margin;mso-height-relative:margin;v-text-anchor:top" o:gfxdata="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" filled="f" stroked="f">
-              <v:textbox inset="0,0,0,0">
-                <w:txbxContent>
-                  <w:p>
-                    <w:pPr>
-                      <w:spacing w:before="10"/>
-                      <w:ind w:left="20"/>
-                      <w:rPr>
-                        <w:sz w:val="24"/>
-                      </w:rPr>
-                    </w:pPr>
-                    <w:r>
-                      <w:rPr>
-                        <w:sz w:val="24"/>
-                      </w:rPr>
-                      <w:t>Béni</w:t>
-                    </w:r>
-                    <w:r>
-                      <w:rPr>
-                        <w:spacing w:val="-12"/>
-                        <w:sz w:val="24"/>
-                      </w:rPr>
-                      <w:t xml:space="preserve"> </w:t>
-                    </w:r>
-                    <w:r>
-                      <w:rPr>
-                        <w:sz w:val="24"/>
-                      </w:rPr>
-                      <w:t>Mellal,</w:t>
-                    </w:r>
-                    <w:r>
-                      <w:rPr>
-                        <w:spacing w:val="3"/>
-                        <w:sz w:val="24"/>
-                      </w:rPr>
-                      <w:t xml:space="preserve"> </w:t>
-                    </w:r>
-                    <w:r>
-                      <w:rPr>
-                        <w:sz w:val="24"/>
-                      </w:rPr>
-                      <w:t>le</w:t>
-                    </w:r>
-                    <w:r>
-                      <w:rPr>
-                        <w:spacing w:val="-4"/>
-                        <w:sz w:val="24"/>
-                      </w:rPr>
-                      <w:t xml:space="preserve"> </w:t>
-                    </w:r>
-                    <w:r>
-                      <w:rPr>
-                        <w:spacing w:val="-2"/>
-                      </w:rPr>
-                      <w:t>${</w:t>
-                    </w:r>
-                    <w:proofErr w:type="spellStart"/>
-                    <w:r>
-                      <w:rPr>
-                        <w:spacing w:val="-2"/>
-                      </w:rPr>
-                      <w:t>current_date</w:t>
-                    </w:r>
-                    <w:proofErr w:type="spellEnd"/>
-                    <w:r>
-                      <w:rPr>
-                        <w:spacing w:val="-2"/>
-                      </w:rPr>
-                      <w:t>}</w:t>
-                    </w:r>
-                  </w:p>
-                </w:txbxContent>
-              </v:textbox>
-              <w10:wrap anchorx="page" anchory="page"/>
-            </v:shape>
-          </w:pict>
-        </mc:Fallback>
-      </mc:AlternateContent>
+      <w:drawing>
+        <wp:anchor distT="0" distB="0" distL="0" distR="0" simplePos="0" relativeHeight="251658240" behindDoc="1" locked="0" layoutInCell="1" allowOverlap="1">
+          <wp:simplePos x="0" y="0"/>
+          <wp:positionH relativeFrom="page">
+            <wp:posOffset>5463540</wp:posOffset>
+          </wp:positionH>
+          <wp:positionV relativeFrom="page">
+            <wp:posOffset>876300</wp:posOffset>
+          </wp:positionV>
+          <wp:extent cx="2000250" cy="247650"/>
+          <wp:effectExtent l="0" t="0" r="0" b="0"/>
+          <wp:wrapNone/>
+          <wp:docPr id="3" name="Shape 3"/>
+          <wp:cNvGraphicFramePr/>
+          <a:graphic xmlns:a="http://schemas.openxmlformats.org/drawingml/2006/main">
+            <a:graphicData uri="http://schemas.microsoft.com/office/word/2010/wordprocessingShape">
+              <wps:wsp>
+                <wps:cNvSpPr/>
+                <wps:spPr>
+                  <a:xfrm>
+                    <a:off x="0" y="0"/>
+                    <a:ext cx="2000250" cy="247650"/>
+                  </a:xfrm>
+                  <a:prstGeom prst="rect">
+                    <a:avLst/>
+                  </a:prstGeom>
+                  <a:noFill/>
+                </wps:spPr>
+                <wps:bodyPr rot="0" vert="horz" lIns="0" tIns="0" rIns="0" bIns="0"/>
+              </wps:wsp>
+            </a:graphicData>
+          </a:graphic>
+        </wp:anchor>
+      </w:drawing>
     </w:r>
     <w:r>
-      <w:rPr>
-        <w:noProof/>
-        <w:sz w:val="20"/>
-      </w:rPr>
       <w:drawing>
-        <wp:anchor distT="0" distB="0" distL="0" distR="0" simplePos="0" relativeHeight="251656192" behindDoc="1" locked="0" layoutInCell="1" allowOverlap="1" wp14:anchorId="5D2E259D" wp14:editId="4E65DF5C">
+        <wp:anchor distT="0" distB="0" distL="0" distR="0" simplePos="0" relativeHeight="251658240" behindDoc="1" locked="0" layoutInCell="1" allowOverlap="1">
           <wp:simplePos x="0" y="0"/>
           <wp:positionH relativeFrom="page">
             <wp:posOffset>308481</wp:posOffset>
@@ -1738,22 +1595,22 @@
           <wp:positionV relativeFrom="page">
             <wp:posOffset>249692</wp:posOffset>
           </wp:positionV>
-          <wp:extent cx="1956378" cy="614127"/>
+          <wp:extent cx="1952625" cy="609600"/>
           <wp:effectExtent l="0" t="0" r="0" b="0"/>
           <wp:wrapNone/>
-          <wp:docPr id="1" name="Image 1"/>
+          <wp:docPr id="100000" name="Picture 100000"/>
           <wp:cNvGraphicFramePr>
-            <a:graphicFrameLocks xmlns:a="http://schemas.openxmlformats.org/drawingml/2006/main"/>
+            <a:graphicFrameLocks xmlns:a="http://schemas.openxmlformats.org/drawingml/2006/main" noChangeAspect="1"/>
           </wp:cNvGraphicFramePr>
           <a:graphic xmlns:a="http://schemas.openxmlformats.org/drawingml/2006/main">
             <a:graphicData uri="http://schemas.openxmlformats.org/drawingml/2006/picture">
               <pic:pic xmlns:pic="http://schemas.openxmlformats.org/drawingml/2006/picture">
                 <pic:nvPicPr>
-                  <pic:cNvPr id="1" name="Image 1"/>
+                  <pic:cNvPr id="100000" name="image100000"/>
                   <pic:cNvPicPr/>
                 </pic:nvPicPr>
                 <pic:blipFill>
-                  <a:blip r:embed="rId1" cstate="print"/>
+                  <a:blip r:embed="rId3"/>
                   <a:stretch>
                     <a:fillRect/>
                   </a:stretch>
@@ -1761,7 +1618,7 @@
                 <pic:spPr>
                   <a:xfrm>
                     <a:off x="0" y="0"/>
-                    <a:ext cx="1956378" cy="614127"/>
+                    <a:ext cx="1952625" cy="609600"/>
                   </a:xfrm>
                   <a:prstGeom prst="rect">
                     <a:avLst/>
@@ -1774,12 +1631,8 @@
       </w:drawing>
     </w:r>
     <w:r>
-      <w:rPr>
-        <w:noProof/>
-        <w:sz w:val="20"/>
-      </w:rPr>
       <w:drawing>
-        <wp:anchor distT="0" distB="0" distL="0" distR="0" simplePos="0" relativeHeight="251658240" behindDoc="1" locked="0" layoutInCell="1" allowOverlap="1" wp14:anchorId="3536B8C5" wp14:editId="6A79A379">
+        <wp:anchor distT="0" distB="0" distL="0" distR="0" simplePos="0" relativeHeight="251658240" behindDoc="1" locked="0" layoutInCell="1" allowOverlap="1">
           <wp:simplePos x="0" y="0"/>
           <wp:positionH relativeFrom="page">
             <wp:posOffset>6583736</wp:posOffset>
@@ -1787,22 +1640,22 @@
           <wp:positionV relativeFrom="page">
             <wp:posOffset>285800</wp:posOffset>
           </wp:positionV>
-          <wp:extent cx="583910" cy="498901"/>
+          <wp:extent cx="581025" cy="495300"/>
           <wp:effectExtent l="0" t="0" r="0" b="0"/>
           <wp:wrapNone/>
-          <wp:docPr id="2" name="Image 2"/>
+          <wp:docPr id="100001" name="Picture 100001"/>
           <wp:cNvGraphicFramePr>
-            <a:graphicFrameLocks xmlns:a="http://schemas.openxmlformats.org/drawingml/2006/main"/>
+            <a:graphicFrameLocks xmlns:a="http://schemas.openxmlformats.org/drawingml/2006/main" noChangeAspect="1"/>
           </wp:cNvGraphicFramePr>
           <a:graphic xmlns:a="http://schemas.openxmlformats.org/drawingml/2006/main">
             <a:graphicData uri="http://schemas.openxmlformats.org/drawingml/2006/picture">
               <pic:pic xmlns:pic="http://schemas.openxmlformats.org/drawingml/2006/picture">
                 <pic:nvPicPr>
-                  <pic:cNvPr id="2" name="Image 2"/>
+                  <pic:cNvPr id="100001" name="image100001"/>
                   <pic:cNvPicPr/>
                 </pic:nvPicPr>
                 <pic:blipFill>
-                  <a:blip r:embed="rId2" cstate="print"/>
+                  <a:blip r:embed="rId4"/>
                   <a:stretch>
                     <a:fillRect/>
                   </a:stretch>
@@ -1810,7 +1663,7 @@
                 <pic:spPr>
                   <a:xfrm>
                     <a:off x="0" y="0"/>
-                    <a:ext cx="583910" cy="498901"/>
+                    <a:ext cx="581025" cy="495300"/>
                   </a:xfrm>
                   <a:prstGeom prst="rect">
                     <a:avLst/>
